--- a/随笔/学习笔记.docx
+++ b/随笔/学习笔记.docx
@@ -1162,13 +1162,7 @@
         <w:rPr>
           <w:rFonts w:hint="eastAsia"/>
         </w:rPr>
-        <w:t>0</w:t>
-      </w:r>
-      <w:r>
-        <w:rPr>
-          <w:rFonts w:hint="eastAsia"/>
-        </w:rPr>
-        <w:t>4</w:t>
+        <w:t>04</w:t>
       </w:r>
     </w:p>
     <w:p>
@@ -1176,26 +1170,18 @@
         <w:spacing w:line="360" w:lineRule="auto"/>
         <w:ind w:firstLineChars="200" w:firstLine="480"/>
         <w:rPr>
-          <w:rFonts w:ascii="宋体" w:eastAsia="宋体" w:hAnsi="宋体" w:hint="eastAsia"/>
-          <w:sz w:val="24"/>
-          <w:szCs w:val="24"/>
-        </w:rPr>
-      </w:pPr>
-      <w:r>
-        <w:rPr>
-          <w:rFonts w:ascii="宋体" w:eastAsia="宋体" w:hAnsi="宋体" w:hint="eastAsia"/>
-          <w:sz w:val="24"/>
-          <w:szCs w:val="24"/>
-        </w:rPr>
-        <w:t>阅读《软件设计师教程》第一章1.</w:t>
-      </w:r>
-      <w:r>
-        <w:rPr>
-          <w:rFonts w:ascii="宋体" w:eastAsia="宋体" w:hAnsi="宋体" w:hint="eastAsia"/>
-          <w:sz w:val="24"/>
-          <w:szCs w:val="24"/>
-        </w:rPr>
-        <w:t>2</w:t>
+          <w:rFonts w:ascii="宋体" w:eastAsia="宋体" w:hAnsi="宋体"/>
+          <w:sz w:val="24"/>
+          <w:szCs w:val="24"/>
+        </w:rPr>
+      </w:pPr>
+      <w:r>
+        <w:rPr>
+          <w:rFonts w:ascii="宋体" w:eastAsia="宋体" w:hAnsi="宋体" w:hint="eastAsia"/>
+          <w:sz w:val="24"/>
+          <w:szCs w:val="24"/>
+        </w:rPr>
+        <w:t>阅读《软件设计师教程》第一章1.2</w:t>
       </w:r>
       <w:r>
         <w:rPr>
@@ -1204,6 +1190,73 @@
           <w:szCs w:val="24"/>
         </w:rPr>
         <w:t xml:space="preserve"> 计算机体系结构。</w:t>
+      </w:r>
+    </w:p>
+    <w:p>
+      <w:pPr>
+        <w:pStyle w:val="1"/>
+        <w:rPr>
+          <w:rFonts w:hint="eastAsia"/>
+        </w:rPr>
+      </w:pPr>
+      <w:r>
+        <w:rPr>
+          <w:rFonts w:hint="eastAsia"/>
+        </w:rPr>
+        <w:t>2026-0</w:t>
+      </w:r>
+      <w:r>
+        <w:rPr>
+          <w:rFonts w:hint="eastAsia"/>
+        </w:rPr>
+        <w:t>9</w:t>
+      </w:r>
+      <w:r>
+        <w:rPr>
+          <w:rFonts w:hint="eastAsia"/>
+        </w:rPr>
+        <w:t>-</w:t>
+      </w:r>
+      <w:r>
+        <w:rPr>
+          <w:rFonts w:hint="eastAsia"/>
+        </w:rPr>
+        <w:t>20</w:t>
+      </w:r>
+    </w:p>
+    <w:p>
+      <w:pPr>
+        <w:spacing w:line="360" w:lineRule="auto"/>
+        <w:ind w:firstLineChars="200" w:firstLine="480"/>
+        <w:rPr>
+          <w:rFonts w:ascii="宋体" w:eastAsia="宋体" w:hAnsi="宋体" w:hint="eastAsia"/>
+          <w:sz w:val="24"/>
+          <w:szCs w:val="24"/>
+        </w:rPr>
+      </w:pPr>
+      <w:r>
+        <w:rPr>
+          <w:rFonts w:ascii="宋体" w:eastAsia="宋体" w:hAnsi="宋体" w:hint="eastAsia"/>
+          <w:sz w:val="24"/>
+          <w:szCs w:val="24"/>
+        </w:rPr>
+        <w:t>阅读《软件设计师教程》第一章1.2 计算机体系结构</w:t>
+      </w:r>
+      <w:r>
+        <w:rPr>
+          <w:rFonts w:ascii="宋体" w:eastAsia="宋体" w:hAnsi="宋体" w:hint="eastAsia"/>
+          <w:sz w:val="24"/>
+          <w:szCs w:val="24"/>
+        </w:rPr>
+        <w:t>的存储系统部分</w:t>
+      </w:r>
+      <w:r>
+        <w:rPr>
+          <w:rFonts w:ascii="宋体" w:eastAsia="宋体" w:hAnsi="宋体" w:hint="eastAsia"/>
+          <w:sz w:val="24"/>
+          <w:szCs w:val="24"/>
+        </w:rPr>
+        <w:t>。</w:t>
       </w:r>
     </w:p>
     <w:sectPr>

--- a/随笔/学习笔记.docx
+++ b/随笔/学习笔记.docx
@@ -1170,7 +1170,7 @@
         <w:spacing w:line="360" w:lineRule="auto"/>
         <w:ind w:firstLineChars="200" w:firstLine="480"/>
         <w:rPr>
-          <w:rFonts w:ascii="宋体" w:eastAsia="宋体" w:hAnsi="宋体"/>
+          <w:rFonts w:ascii="宋体" w:eastAsia="宋体" w:hAnsi="宋体" w:hint="eastAsia"/>
           <w:sz w:val="24"/>
           <w:szCs w:val="24"/>
         </w:rPr>
@@ -1229,34 +1229,136 @@
         <w:spacing w:line="360" w:lineRule="auto"/>
         <w:ind w:firstLineChars="200" w:firstLine="480"/>
         <w:rPr>
-          <w:rFonts w:ascii="宋体" w:eastAsia="宋体" w:hAnsi="宋体" w:hint="eastAsia"/>
-          <w:sz w:val="24"/>
-          <w:szCs w:val="24"/>
-        </w:rPr>
-      </w:pPr>
-      <w:r>
-        <w:rPr>
-          <w:rFonts w:ascii="宋体" w:eastAsia="宋体" w:hAnsi="宋体" w:hint="eastAsia"/>
-          <w:sz w:val="24"/>
-          <w:szCs w:val="24"/>
-        </w:rPr>
-        <w:t>阅读《软件设计师教程》第一章1.2 计算机体系结构</w:t>
-      </w:r>
-      <w:r>
-        <w:rPr>
-          <w:rFonts w:ascii="宋体" w:eastAsia="宋体" w:hAnsi="宋体" w:hint="eastAsia"/>
-          <w:sz w:val="24"/>
-          <w:szCs w:val="24"/>
-        </w:rPr>
-        <w:t>的存储系统部分</w:t>
-      </w:r>
-      <w:r>
-        <w:rPr>
-          <w:rFonts w:ascii="宋体" w:eastAsia="宋体" w:hAnsi="宋体" w:hint="eastAsia"/>
-          <w:sz w:val="24"/>
-          <w:szCs w:val="24"/>
-        </w:rPr>
-        <w:t>。</w:t>
+          <w:rFonts w:ascii="宋体" w:eastAsia="宋体" w:hAnsi="宋体"/>
+          <w:sz w:val="24"/>
+          <w:szCs w:val="24"/>
+        </w:rPr>
+      </w:pPr>
+      <w:r>
+        <w:rPr>
+          <w:rFonts w:ascii="宋体" w:eastAsia="宋体" w:hAnsi="宋体" w:hint="eastAsia"/>
+          <w:sz w:val="24"/>
+          <w:szCs w:val="24"/>
+        </w:rPr>
+        <w:t>阅读《软件设计师教程》第一章1.2 计算机体系结构的存储系统部分。</w:t>
+      </w:r>
+    </w:p>
+    <w:p>
+      <w:pPr>
+        <w:pStyle w:val="1"/>
+      </w:pPr>
+      <w:r>
+        <w:rPr>
+          <w:rFonts w:hint="eastAsia"/>
+        </w:rPr>
+        <w:lastRenderedPageBreak/>
+        <w:t>2026-0</w:t>
+      </w:r>
+      <w:r>
+        <w:rPr>
+          <w:rFonts w:hint="eastAsia"/>
+        </w:rPr>
+        <w:t>9</w:t>
+      </w:r>
+      <w:r>
+        <w:rPr>
+          <w:rFonts w:hint="eastAsia"/>
+        </w:rPr>
+        <w:t>-</w:t>
+      </w:r>
+      <w:r>
+        <w:rPr>
+          <w:rFonts w:hint="eastAsia"/>
+        </w:rPr>
+        <w:t>2</w:t>
+      </w:r>
+      <w:r>
+        <w:rPr>
+          <w:rFonts w:hint="eastAsia"/>
+        </w:rPr>
+        <w:t>1</w:t>
+      </w:r>
+    </w:p>
+    <w:p>
+      <w:pPr>
+        <w:spacing w:line="360" w:lineRule="auto"/>
+        <w:ind w:firstLineChars="200" w:firstLine="480"/>
+        <w:rPr>
+          <w:rFonts w:hint="eastAsia"/>
+        </w:rPr>
+      </w:pPr>
+      <w:r>
+        <w:rPr>
+          <w:rFonts w:ascii="宋体" w:eastAsia="宋体" w:hAnsi="宋体" w:hint="eastAsia"/>
+          <w:sz w:val="24"/>
+          <w:szCs w:val="24"/>
+        </w:rPr>
+        <w:t>阅读《软件设计师教程》第一章1.</w:t>
+      </w:r>
+      <w:r>
+        <w:rPr>
+          <w:rFonts w:ascii="宋体" w:eastAsia="宋体" w:hAnsi="宋体" w:hint="eastAsia"/>
+          <w:sz w:val="24"/>
+          <w:szCs w:val="24"/>
+        </w:rPr>
+        <w:t>3 安全性、可靠性与系统性能评测基础知识。</w:t>
+      </w:r>
+    </w:p>
+    <w:p>
+      <w:pPr>
+        <w:pStyle w:val="1"/>
+        <w:rPr>
+          <w:rFonts w:hint="eastAsia"/>
+        </w:rPr>
+      </w:pPr>
+      <w:r>
+        <w:rPr>
+          <w:rFonts w:hint="eastAsia"/>
+        </w:rPr>
+        <w:t>2026-0</w:t>
+      </w:r>
+      <w:r>
+        <w:rPr>
+          <w:rFonts w:hint="eastAsia"/>
+        </w:rPr>
+        <w:t>9</w:t>
+      </w:r>
+      <w:r>
+        <w:rPr>
+          <w:rFonts w:hint="eastAsia"/>
+        </w:rPr>
+        <w:t>-</w:t>
+      </w:r>
+      <w:r>
+        <w:rPr>
+          <w:rFonts w:hint="eastAsia"/>
+        </w:rPr>
+        <w:t>2</w:t>
+      </w:r>
+      <w:r>
+        <w:rPr>
+          <w:rFonts w:hint="eastAsia"/>
+        </w:rPr>
+        <w:t>2</w:t>
+      </w:r>
+    </w:p>
+    <w:p>
+      <w:pPr>
+        <w:spacing w:line="360" w:lineRule="auto"/>
+        <w:ind w:firstLineChars="200" w:firstLine="480"/>
+        <w:rPr>
+          <w:rFonts w:ascii="宋体" w:eastAsia="宋体" w:hAnsi="宋体" w:hint="eastAsia"/>
+          <w:sz w:val="24"/>
+          <w:szCs w:val="24"/>
+        </w:rPr>
+      </w:pPr>
+      <w:r>
+        <w:rPr>
+          <w:rFonts w:ascii="宋体" w:eastAsia="宋体" w:hAnsi="宋体" w:hint="eastAsia"/>
+          <w:sz w:val="24"/>
+          <w:szCs w:val="24"/>
+        </w:rPr>
+        <w:t>阅读《软件设计师教程》第一章1.3 安全性、可靠性与系统性能评测基础知识。</w:t>
       </w:r>
     </w:p>
     <w:sectPr>

--- a/随笔/学习笔记.docx
+++ b/随笔/学习笔记.docx
@@ -1229,7 +1229,7 @@
         <w:spacing w:line="360" w:lineRule="auto"/>
         <w:ind w:firstLineChars="200" w:firstLine="480"/>
         <w:rPr>
-          <w:rFonts w:ascii="宋体" w:eastAsia="宋体" w:hAnsi="宋体"/>
+          <w:rFonts w:ascii="宋体" w:eastAsia="宋体" w:hAnsi="宋体" w:hint="eastAsia"/>
           <w:sz w:val="24"/>
           <w:szCs w:val="24"/>
         </w:rPr>
@@ -1246,6 +1246,9 @@
     <w:p>
       <w:pPr>
         <w:pStyle w:val="1"/>
+        <w:rPr>
+          <w:rFonts w:hint="eastAsia"/>
+        </w:rPr>
       </w:pPr>
       <w:r>
         <w:rPr>
@@ -1270,13 +1273,7 @@
         <w:rPr>
           <w:rFonts w:hint="eastAsia"/>
         </w:rPr>
-        <w:t>2</w:t>
-      </w:r>
-      <w:r>
-        <w:rPr>
-          <w:rFonts w:hint="eastAsia"/>
-        </w:rPr>
-        <w:t>1</w:t>
+        <w:t>21</w:t>
       </w:r>
     </w:p>
     <w:p>
@@ -1293,15 +1290,7 @@
           <w:sz w:val="24"/>
           <w:szCs w:val="24"/>
         </w:rPr>
-        <w:t>阅读《软件设计师教程》第一章1.</w:t>
-      </w:r>
-      <w:r>
-        <w:rPr>
-          <w:rFonts w:ascii="宋体" w:eastAsia="宋体" w:hAnsi="宋体" w:hint="eastAsia"/>
-          <w:sz w:val="24"/>
-          <w:szCs w:val="24"/>
-        </w:rPr>
-        <w:t>3 安全性、可靠性与系统性能评测基础知识。</w:t>
+        <w:t>阅读《软件设计师教程》第一章1.3 安全性、可靠性与系统性能评测基础知识。</w:t>
       </w:r>
     </w:p>
     <w:p>
@@ -1333,13 +1322,7 @@
         <w:rPr>
           <w:rFonts w:hint="eastAsia"/>
         </w:rPr>
-        <w:t>2</w:t>
-      </w:r>
-      <w:r>
-        <w:rPr>
-          <w:rFonts w:hint="eastAsia"/>
-        </w:rPr>
-        <w:t>2</w:t>
+        <w:t>22</w:t>
       </w:r>
     </w:p>
     <w:p>
@@ -1347,19 +1330,119 @@
         <w:spacing w:line="360" w:lineRule="auto"/>
         <w:ind w:firstLineChars="200" w:firstLine="480"/>
         <w:rPr>
-          <w:rFonts w:ascii="宋体" w:eastAsia="宋体" w:hAnsi="宋体" w:hint="eastAsia"/>
-          <w:sz w:val="24"/>
-          <w:szCs w:val="24"/>
-        </w:rPr>
-      </w:pPr>
-      <w:r>
-        <w:rPr>
-          <w:rFonts w:ascii="宋体" w:eastAsia="宋体" w:hAnsi="宋体" w:hint="eastAsia"/>
-          <w:sz w:val="24"/>
-          <w:szCs w:val="24"/>
-        </w:rPr>
-        <w:t>阅读《软件设计师教程》第一章1.3 安全性、可靠性与系统性能评测基础知识。</w:t>
-      </w:r>
+          <w:rFonts w:ascii="宋体" w:eastAsia="宋体" w:hAnsi="宋体"/>
+          <w:sz w:val="24"/>
+          <w:szCs w:val="24"/>
+        </w:rPr>
+      </w:pPr>
+      <w:r>
+        <w:rPr>
+          <w:rFonts w:ascii="宋体" w:eastAsia="宋体" w:hAnsi="宋体" w:hint="eastAsia"/>
+          <w:sz w:val="24"/>
+          <w:szCs w:val="24"/>
+        </w:rPr>
+        <w:t>阅读《软件设计师教程》第一章1.3 安全性、可靠性与系统性能评测基础知识</w:t>
+      </w:r>
+      <w:r>
+        <w:rPr>
+          <w:rFonts w:ascii="宋体" w:eastAsia="宋体" w:hAnsi="宋体" w:hint="eastAsia"/>
+          <w:sz w:val="24"/>
+          <w:szCs w:val="24"/>
+        </w:rPr>
+        <w:t>的加密技术</w:t>
+      </w:r>
+      <w:r>
+        <w:rPr>
+          <w:rFonts w:ascii="宋体" w:eastAsia="宋体" w:hAnsi="宋体" w:hint="eastAsia"/>
+          <w:sz w:val="24"/>
+          <w:szCs w:val="24"/>
+        </w:rPr>
+        <w:t>。</w:t>
+      </w:r>
+    </w:p>
+    <w:p>
+      <w:pPr>
+        <w:pStyle w:val="1"/>
+        <w:rPr>
+          <w:rFonts w:hint="eastAsia"/>
+        </w:rPr>
+      </w:pPr>
+      <w:r>
+        <w:rPr>
+          <w:rFonts w:hint="eastAsia"/>
+        </w:rPr>
+        <w:t>2026-0</w:t>
+      </w:r>
+      <w:r>
+        <w:rPr>
+          <w:rFonts w:hint="eastAsia"/>
+        </w:rPr>
+        <w:t>9</w:t>
+      </w:r>
+      <w:r>
+        <w:rPr>
+          <w:rFonts w:hint="eastAsia"/>
+        </w:rPr>
+        <w:t>-</w:t>
+      </w:r>
+      <w:r>
+        <w:rPr>
+          <w:rFonts w:hint="eastAsia"/>
+        </w:rPr>
+        <w:t>2</w:t>
+      </w:r>
+      <w:r>
+        <w:rPr>
+          <w:rFonts w:hint="eastAsia"/>
+        </w:rPr>
+        <w:t>3</w:t>
+      </w:r>
+    </w:p>
+    <w:p>
+      <w:pPr>
+        <w:spacing w:line="360" w:lineRule="auto"/>
+        <w:ind w:firstLineChars="200" w:firstLine="480"/>
+        <w:rPr>
+          <w:rFonts w:ascii="宋体" w:eastAsia="宋体" w:hAnsi="宋体" w:hint="eastAsia"/>
+          <w:sz w:val="24"/>
+          <w:szCs w:val="24"/>
+        </w:rPr>
+      </w:pPr>
+      <w:r>
+        <w:rPr>
+          <w:rFonts w:ascii="宋体" w:eastAsia="宋体" w:hAnsi="宋体" w:hint="eastAsia"/>
+          <w:sz w:val="24"/>
+          <w:szCs w:val="24"/>
+        </w:rPr>
+        <w:t>阅读《软件设计师教程》第一章1.3 安全性、可靠性与系统性能评测基础知识</w:t>
+      </w:r>
+      <w:r>
+        <w:rPr>
+          <w:rFonts w:ascii="宋体" w:eastAsia="宋体" w:hAnsi="宋体" w:hint="eastAsia"/>
+          <w:sz w:val="24"/>
+          <w:szCs w:val="24"/>
+        </w:rPr>
+        <w:t>的认证技术</w:t>
+      </w:r>
+      <w:r>
+        <w:rPr>
+          <w:rFonts w:ascii="宋体" w:eastAsia="宋体" w:hAnsi="宋体" w:hint="eastAsia"/>
+          <w:sz w:val="24"/>
+          <w:szCs w:val="24"/>
+        </w:rPr>
+        <w:t>。</w:t>
+      </w:r>
+    </w:p>
+    <w:p>
+      <w:pPr>
+        <w:spacing w:line="360" w:lineRule="auto"/>
+        <w:ind w:firstLineChars="200" w:firstLine="480"/>
+        <w:rPr>
+          <w:rFonts w:ascii="宋体" w:eastAsia="宋体" w:hAnsi="宋体" w:hint="eastAsia"/>
+          <w:sz w:val="24"/>
+          <w:szCs w:val="24"/>
+        </w:rPr>
+      </w:pPr>
     </w:p>
     <w:sectPr>
       <w:pgSz w:w="11906" w:h="16838"/>

--- a/随笔/学习笔记.docx
+++ b/随笔/学习笔记.docx
@@ -1330,7 +1330,7 @@
         <w:spacing w:line="360" w:lineRule="auto"/>
         <w:ind w:firstLineChars="200" w:firstLine="480"/>
         <w:rPr>
-          <w:rFonts w:ascii="宋体" w:eastAsia="宋体" w:hAnsi="宋体"/>
+          <w:rFonts w:ascii="宋体" w:eastAsia="宋体" w:hAnsi="宋体" w:hint="eastAsia"/>
           <w:sz w:val="24"/>
           <w:szCs w:val="24"/>
         </w:rPr>
@@ -1389,13 +1389,7 @@
         <w:rPr>
           <w:rFonts w:hint="eastAsia"/>
         </w:rPr>
-        <w:t>2</w:t>
-      </w:r>
-      <w:r>
-        <w:rPr>
-          <w:rFonts w:hint="eastAsia"/>
-        </w:rPr>
-        <w:t>3</w:t>
+        <w:t>23</w:t>
       </w:r>
     </w:p>
     <w:p>
@@ -1414,15 +1408,88 @@
           <w:sz w:val="24"/>
           <w:szCs w:val="24"/>
         </w:rPr>
-        <w:t>阅读《软件设计师教程》第一章1.3 安全性、可靠性与系统性能评测基础知识</w:t>
-      </w:r>
-      <w:r>
-        <w:rPr>
-          <w:rFonts w:ascii="宋体" w:eastAsia="宋体" w:hAnsi="宋体" w:hint="eastAsia"/>
-          <w:sz w:val="24"/>
-          <w:szCs w:val="24"/>
-        </w:rPr>
-        <w:t>的认证技术</w:t>
+        <w:t>阅读《软件设计师教程》第一章1.3 安全性、可靠性与系统性能评测基础知识的认证技术。</w:t>
+      </w:r>
+    </w:p>
+    <w:p>
+      <w:pPr>
+        <w:pStyle w:val="1"/>
+        <w:rPr>
+          <w:rFonts w:hint="eastAsia"/>
+        </w:rPr>
+      </w:pPr>
+      <w:r>
+        <w:rPr>
+          <w:rFonts w:hint="eastAsia"/>
+        </w:rPr>
+        <w:t>2026-0</w:t>
+      </w:r>
+      <w:r>
+        <w:rPr>
+          <w:rFonts w:hint="eastAsia"/>
+        </w:rPr>
+        <w:t>9</w:t>
+      </w:r>
+      <w:r>
+        <w:rPr>
+          <w:rFonts w:hint="eastAsia"/>
+        </w:rPr>
+        <w:t>-</w:t>
+      </w:r>
+      <w:r>
+        <w:rPr>
+          <w:rFonts w:hint="eastAsia"/>
+        </w:rPr>
+        <w:t>2</w:t>
+      </w:r>
+      <w:r>
+        <w:rPr>
+          <w:rFonts w:hint="eastAsia"/>
+        </w:rPr>
+        <w:t>4</w:t>
+      </w:r>
+    </w:p>
+    <w:p>
+      <w:pPr>
+        <w:spacing w:line="360" w:lineRule="auto"/>
+        <w:ind w:firstLineChars="200" w:firstLine="480"/>
+        <w:rPr>
+          <w:rFonts w:ascii="宋体" w:eastAsia="宋体" w:hAnsi="宋体" w:hint="eastAsia"/>
+          <w:sz w:val="24"/>
+          <w:szCs w:val="24"/>
+        </w:rPr>
+      </w:pPr>
+      <w:r>
+        <w:rPr>
+          <w:rFonts w:ascii="宋体" w:eastAsia="宋体" w:hAnsi="宋体" w:hint="eastAsia"/>
+          <w:sz w:val="24"/>
+          <w:szCs w:val="24"/>
+        </w:rPr>
+        <w:t>阅读《软件设计师教程》第一章1.3 安全性、可靠性与系统性能评测基础知识的</w:t>
+      </w:r>
+      <w:r>
+        <w:rPr>
+          <w:rFonts w:ascii="宋体" w:eastAsia="宋体" w:hAnsi="宋体" w:hint="eastAsia"/>
+          <w:sz w:val="24"/>
+          <w:szCs w:val="24"/>
+        </w:rPr>
+        <w:t>计算机可靠性、计算机</w:t>
+      </w:r>
+      <w:r>
+        <w:rPr>
+          <w:rFonts w:ascii="宋体" w:eastAsia="宋体" w:hAnsi="宋体" w:hint="eastAsia"/>
+          <w:sz w:val="24"/>
+          <w:szCs w:val="24"/>
+        </w:rPr>
+        <w:t>系统的</w:t>
+      </w:r>
+      <w:r>
+        <w:rPr>
+          <w:rFonts w:ascii="宋体" w:eastAsia="宋体" w:hAnsi="宋体" w:hint="eastAsia"/>
+          <w:sz w:val="24"/>
+          <w:szCs w:val="24"/>
+        </w:rPr>
+        <w:t>性能评价</w:t>
       </w:r>
       <w:r>
         <w:rPr>

--- a/随笔/学习笔记.docx
+++ b/随笔/学习笔记.docx
@@ -1440,13 +1440,7 @@
         <w:rPr>
           <w:rFonts w:hint="eastAsia"/>
         </w:rPr>
-        <w:t>2</w:t>
-      </w:r>
-      <w:r>
-        <w:rPr>
-          <w:rFonts w:hint="eastAsia"/>
-        </w:rPr>
-        <w:t>4</w:t>
+        <w:t>24</w:t>
       </w:r>
     </w:p>
     <w:p>
@@ -1465,15 +1459,7 @@
           <w:sz w:val="24"/>
           <w:szCs w:val="24"/>
         </w:rPr>
-        <w:t>阅读《软件设计师教程》第一章1.3 安全性、可靠性与系统性能评测基础知识的</w:t>
-      </w:r>
-      <w:r>
-        <w:rPr>
-          <w:rFonts w:ascii="宋体" w:eastAsia="宋体" w:hAnsi="宋体" w:hint="eastAsia"/>
-          <w:sz w:val="24"/>
-          <w:szCs w:val="24"/>
-        </w:rPr>
-        <w:t>计算机可靠性、计算机</w:t>
+        <w:t>阅读《软件设计师教程》第一章1.3 安全性、可靠性与系统性能评测基础知识的计算机可靠性、计算机</w:t>
       </w:r>
       <w:r>
         <w:rPr>
@@ -1489,15 +1475,39 @@
           <w:sz w:val="24"/>
           <w:szCs w:val="24"/>
         </w:rPr>
-        <w:t>性能评价</w:t>
-      </w:r>
-      <w:r>
-        <w:rPr>
-          <w:rFonts w:ascii="宋体" w:eastAsia="宋体" w:hAnsi="宋体" w:hint="eastAsia"/>
-          <w:sz w:val="24"/>
-          <w:szCs w:val="24"/>
-        </w:rPr>
-        <w:t>。</w:t>
+        <w:t>性能评价。</w:t>
+      </w:r>
+    </w:p>
+    <w:p>
+      <w:pPr>
+        <w:pStyle w:val="1"/>
+        <w:rPr>
+          <w:rFonts w:hint="eastAsia"/>
+        </w:rPr>
+      </w:pPr>
+      <w:r>
+        <w:rPr>
+          <w:rFonts w:hint="eastAsia"/>
+        </w:rPr>
+        <w:t>2026-</w:t>
+      </w:r>
+      <w:r>
+        <w:rPr>
+          <w:rFonts w:hint="eastAsia"/>
+        </w:rPr>
+        <w:t>1</w:t>
+      </w:r>
+      <w:r>
+        <w:rPr>
+          <w:rFonts w:hint="eastAsia"/>
+        </w:rPr>
+        <w:t>0-</w:t>
+      </w:r>
+      <w:r>
+        <w:rPr>
+          <w:rFonts w:hint="eastAsia"/>
+        </w:rPr>
+        <w:t>08</w:t>
       </w:r>
     </w:p>
     <w:p>
@@ -1510,6 +1520,62 @@
           <w:szCs w:val="24"/>
         </w:rPr>
       </w:pPr>
+      <w:r>
+        <w:rPr>
+          <w:rFonts w:ascii="宋体" w:eastAsia="宋体" w:hAnsi="宋体" w:hint="eastAsia"/>
+          <w:sz w:val="24"/>
+          <w:szCs w:val="24"/>
+        </w:rPr>
+        <w:t>阅读《软件设计师教程》第</w:t>
+      </w:r>
+      <w:r>
+        <w:rPr>
+          <w:rFonts w:ascii="宋体" w:eastAsia="宋体" w:hAnsi="宋体" w:hint="eastAsia"/>
+          <w:sz w:val="24"/>
+          <w:szCs w:val="24"/>
+        </w:rPr>
+        <w:t>二</w:t>
+      </w:r>
+      <w:r>
+        <w:rPr>
+          <w:rFonts w:ascii="宋体" w:eastAsia="宋体" w:hAnsi="宋体" w:hint="eastAsia"/>
+          <w:sz w:val="24"/>
+          <w:szCs w:val="24"/>
+        </w:rPr>
+        <w:t>章</w:t>
+      </w:r>
+      <w:r>
+        <w:rPr>
+          <w:rFonts w:ascii="宋体" w:eastAsia="宋体" w:hAnsi="宋体" w:hint="eastAsia"/>
+          <w:sz w:val="24"/>
+          <w:szCs w:val="24"/>
+        </w:rPr>
+        <w:t>2.</w:t>
+      </w:r>
+      <w:r>
+        <w:rPr>
+          <w:rFonts w:ascii="宋体" w:eastAsia="宋体" w:hAnsi="宋体" w:hint="eastAsia"/>
+          <w:sz w:val="24"/>
+          <w:szCs w:val="24"/>
+        </w:rPr>
+        <w:t>1.1</w:t>
+      </w:r>
+      <w:r>
+        <w:rPr>
+          <w:rFonts w:ascii="宋体" w:eastAsia="宋体" w:hAnsi="宋体" w:hint="eastAsia"/>
+          <w:sz w:val="24"/>
+          <w:szCs w:val="24"/>
+        </w:rPr>
+        <w:t>程序设计语言</w:t>
+      </w:r>
+      <w:r>
+        <w:rPr>
+          <w:rFonts w:ascii="宋体" w:eastAsia="宋体" w:hAnsi="宋体" w:hint="eastAsia"/>
+          <w:sz w:val="24"/>
+          <w:szCs w:val="24"/>
+        </w:rPr>
+        <w:t>的基本概念。</w:t>
+      </w:r>
     </w:p>
     <w:sectPr>
       <w:pgSz w:w="11906" w:h="16838"/>

--- a/随笔/学习笔记.docx
+++ b/随笔/学习笔记.docx
@@ -1515,50 +1515,26 @@
         <w:spacing w:line="360" w:lineRule="auto"/>
         <w:ind w:firstLineChars="200" w:firstLine="480"/>
         <w:rPr>
-          <w:rFonts w:ascii="宋体" w:eastAsia="宋体" w:hAnsi="宋体" w:hint="eastAsia"/>
-          <w:sz w:val="24"/>
-          <w:szCs w:val="24"/>
-        </w:rPr>
-      </w:pPr>
-      <w:r>
-        <w:rPr>
-          <w:rFonts w:ascii="宋体" w:eastAsia="宋体" w:hAnsi="宋体" w:hint="eastAsia"/>
-          <w:sz w:val="24"/>
-          <w:szCs w:val="24"/>
-        </w:rPr>
-        <w:t>阅读《软件设计师教程》第</w:t>
-      </w:r>
-      <w:r>
-        <w:rPr>
-          <w:rFonts w:ascii="宋体" w:eastAsia="宋体" w:hAnsi="宋体" w:hint="eastAsia"/>
-          <w:sz w:val="24"/>
-          <w:szCs w:val="24"/>
-        </w:rPr>
-        <w:t>二</w:t>
-      </w:r>
-      <w:r>
-        <w:rPr>
-          <w:rFonts w:ascii="宋体" w:eastAsia="宋体" w:hAnsi="宋体" w:hint="eastAsia"/>
-          <w:sz w:val="24"/>
-          <w:szCs w:val="24"/>
-        </w:rPr>
-        <w:t>章</w:t>
-      </w:r>
-      <w:r>
-        <w:rPr>
-          <w:rFonts w:ascii="宋体" w:eastAsia="宋体" w:hAnsi="宋体" w:hint="eastAsia"/>
-          <w:sz w:val="24"/>
-          <w:szCs w:val="24"/>
-        </w:rPr>
-        <w:t>2.</w:t>
-      </w:r>
-      <w:r>
-        <w:rPr>
-          <w:rFonts w:ascii="宋体" w:eastAsia="宋体" w:hAnsi="宋体" w:hint="eastAsia"/>
-          <w:sz w:val="24"/>
-          <w:szCs w:val="24"/>
-        </w:rPr>
-        <w:t>1.1</w:t>
+          <w:rFonts w:ascii="宋体" w:eastAsia="宋体" w:hAnsi="宋体"/>
+          <w:sz w:val="24"/>
+          <w:szCs w:val="24"/>
+        </w:rPr>
+      </w:pPr>
+      <w:r>
+        <w:rPr>
+          <w:rFonts w:ascii="宋体" w:eastAsia="宋体" w:hAnsi="宋体" w:hint="eastAsia"/>
+          <w:sz w:val="24"/>
+          <w:szCs w:val="24"/>
+        </w:rPr>
+        <w:t>阅读《软件设计师教程》第二章2.</w:t>
+      </w:r>
+      <w:r>
+        <w:rPr>
+          <w:rFonts w:ascii="宋体" w:eastAsia="宋体" w:hAnsi="宋体" w:hint="eastAsia"/>
+          <w:sz w:val="24"/>
+          <w:szCs w:val="24"/>
+        </w:rPr>
+        <w:t>1</w:t>
       </w:r>
       <w:r>
         <w:rPr>
@@ -1574,8 +1550,115 @@
           <w:sz w:val="24"/>
           <w:szCs w:val="24"/>
         </w:rPr>
-        <w:t>的基本概念。</w:t>
-      </w:r>
+        <w:t>概述</w:t>
+      </w:r>
+      <w:r>
+        <w:rPr>
+          <w:rFonts w:ascii="宋体" w:eastAsia="宋体" w:hAnsi="宋体" w:hint="eastAsia"/>
+          <w:sz w:val="24"/>
+          <w:szCs w:val="24"/>
+        </w:rPr>
+        <w:t>。</w:t>
+      </w:r>
+    </w:p>
+    <w:p>
+      <w:pPr>
+        <w:pStyle w:val="1"/>
+        <w:rPr>
+          <w:rFonts w:hint="eastAsia"/>
+        </w:rPr>
+      </w:pPr>
+      <w:r>
+        <w:rPr>
+          <w:rFonts w:hint="eastAsia"/>
+        </w:rPr>
+        <w:t>2026-</w:t>
+      </w:r>
+      <w:r>
+        <w:rPr>
+          <w:rFonts w:hint="eastAsia"/>
+        </w:rPr>
+        <w:t>1</w:t>
+      </w:r>
+      <w:r>
+        <w:rPr>
+          <w:rFonts w:hint="eastAsia"/>
+        </w:rPr>
+        <w:t>0-</w:t>
+      </w:r>
+      <w:r>
+        <w:rPr>
+          <w:rFonts w:hint="eastAsia"/>
+        </w:rPr>
+        <w:t>0</w:t>
+      </w:r>
+      <w:r>
+        <w:rPr>
+          <w:rFonts w:hint="eastAsia"/>
+        </w:rPr>
+        <w:t>9</w:t>
+      </w:r>
+    </w:p>
+    <w:p>
+      <w:pPr>
+        <w:spacing w:line="360" w:lineRule="auto"/>
+        <w:ind w:firstLineChars="200" w:firstLine="480"/>
+        <w:rPr>
+          <w:rFonts w:ascii="宋体" w:eastAsia="宋体" w:hAnsi="宋体" w:hint="eastAsia"/>
+          <w:sz w:val="24"/>
+          <w:szCs w:val="24"/>
+        </w:rPr>
+      </w:pPr>
+      <w:r>
+        <w:rPr>
+          <w:rFonts w:ascii="宋体" w:eastAsia="宋体" w:hAnsi="宋体" w:hint="eastAsia"/>
+          <w:sz w:val="24"/>
+          <w:szCs w:val="24"/>
+        </w:rPr>
+        <w:t>阅读《软件设计师教程》第二章2.</w:t>
+      </w:r>
+      <w:r>
+        <w:rPr>
+          <w:rFonts w:ascii="宋体" w:eastAsia="宋体" w:hAnsi="宋体" w:hint="eastAsia"/>
+          <w:sz w:val="24"/>
+          <w:szCs w:val="24"/>
+        </w:rPr>
+        <w:t>2</w:t>
+      </w:r>
+      <w:r>
+        <w:rPr>
+          <w:rFonts w:ascii="宋体" w:eastAsia="宋体" w:hAnsi="宋体" w:hint="eastAsia"/>
+          <w:sz w:val="24"/>
+          <w:szCs w:val="24"/>
+        </w:rPr>
+        <w:t>语言</w:t>
+      </w:r>
+      <w:r>
+        <w:rPr>
+          <w:rFonts w:ascii="宋体" w:eastAsia="宋体" w:hAnsi="宋体" w:hint="eastAsia"/>
+          <w:sz w:val="24"/>
+          <w:szCs w:val="24"/>
+        </w:rPr>
+        <w:t>处理程序基础</w:t>
+      </w:r>
+      <w:r>
+        <w:rPr>
+          <w:rFonts w:ascii="宋体" w:eastAsia="宋体" w:hAnsi="宋体" w:hint="eastAsia"/>
+          <w:sz w:val="24"/>
+          <w:szCs w:val="24"/>
+        </w:rPr>
+        <w:t>。</w:t>
+      </w:r>
+    </w:p>
+    <w:p>
+      <w:pPr>
+        <w:spacing w:line="360" w:lineRule="auto"/>
+        <w:rPr>
+          <w:rFonts w:ascii="宋体" w:eastAsia="宋体" w:hAnsi="宋体" w:hint="eastAsia"/>
+          <w:sz w:val="24"/>
+          <w:szCs w:val="24"/>
+        </w:rPr>
+      </w:pPr>
     </w:p>
     <w:sectPr>
       <w:pgSz w:w="11906" w:h="16838"/>

--- a/随笔/学习笔记.docx
+++ b/随笔/学习笔记.docx
@@ -1515,7 +1515,7 @@
         <w:spacing w:line="360" w:lineRule="auto"/>
         <w:ind w:firstLineChars="200" w:firstLine="480"/>
         <w:rPr>
-          <w:rFonts w:ascii="宋体" w:eastAsia="宋体" w:hAnsi="宋体"/>
+          <w:rFonts w:ascii="宋体" w:eastAsia="宋体" w:hAnsi="宋体" w:hint="eastAsia"/>
           <w:sz w:val="24"/>
           <w:szCs w:val="24"/>
         </w:rPr>
@@ -1590,13 +1590,7 @@
         <w:rPr>
           <w:rFonts w:hint="eastAsia"/>
         </w:rPr>
-        <w:t>0</w:t>
-      </w:r>
-      <w:r>
-        <w:rPr>
-          <w:rFonts w:hint="eastAsia"/>
-        </w:rPr>
-        <w:t>9</w:t>
+        <w:t>09</w:t>
       </w:r>
     </w:p>
     <w:p>
@@ -1615,31 +1609,99 @@
           <w:sz w:val="24"/>
           <w:szCs w:val="24"/>
         </w:rPr>
-        <w:t>阅读《软件设计师教程》第二章2.</w:t>
-      </w:r>
-      <w:r>
-        <w:rPr>
-          <w:rFonts w:ascii="宋体" w:eastAsia="宋体" w:hAnsi="宋体" w:hint="eastAsia"/>
-          <w:sz w:val="24"/>
-          <w:szCs w:val="24"/>
-        </w:rPr>
-        <w:t>2</w:t>
-      </w:r>
-      <w:r>
-        <w:rPr>
-          <w:rFonts w:ascii="宋体" w:eastAsia="宋体" w:hAnsi="宋体" w:hint="eastAsia"/>
-          <w:sz w:val="24"/>
-          <w:szCs w:val="24"/>
-        </w:rPr>
-        <w:t>语言</w:t>
-      </w:r>
-      <w:r>
-        <w:rPr>
-          <w:rFonts w:ascii="宋体" w:eastAsia="宋体" w:hAnsi="宋体" w:hint="eastAsia"/>
-          <w:sz w:val="24"/>
-          <w:szCs w:val="24"/>
-        </w:rPr>
-        <w:t>处理程序基础</w:t>
+        <w:t>阅读《软件设计师教程》第二章2.2语言处理程序基础。</w:t>
+      </w:r>
+    </w:p>
+    <w:p>
+      <w:pPr>
+        <w:pStyle w:val="1"/>
+        <w:rPr>
+          <w:rFonts w:hint="eastAsia"/>
+        </w:rPr>
+      </w:pPr>
+      <w:r>
+        <w:rPr>
+          <w:rFonts w:hint="eastAsia"/>
+        </w:rPr>
+        <w:lastRenderedPageBreak/>
+        <w:t>2026-</w:t>
+      </w:r>
+      <w:r>
+        <w:rPr>
+          <w:rFonts w:hint="eastAsia"/>
+        </w:rPr>
+        <w:t>1</w:t>
+      </w:r>
+      <w:r>
+        <w:rPr>
+          <w:rFonts w:hint="eastAsia"/>
+        </w:rPr>
+        <w:t>0-</w:t>
+      </w:r>
+      <w:r>
+        <w:rPr>
+          <w:rFonts w:hint="eastAsia"/>
+        </w:rPr>
+        <w:t>12</w:t>
+      </w:r>
+    </w:p>
+    <w:p>
+      <w:pPr>
+        <w:spacing w:line="360" w:lineRule="auto"/>
+        <w:ind w:firstLineChars="200" w:firstLine="480"/>
+        <w:rPr>
+          <w:rFonts w:ascii="宋体" w:eastAsia="宋体" w:hAnsi="宋体" w:hint="eastAsia"/>
+          <w:sz w:val="24"/>
+          <w:szCs w:val="24"/>
+        </w:rPr>
+      </w:pPr>
+      <w:r>
+        <w:rPr>
+          <w:rFonts w:ascii="宋体" w:eastAsia="宋体" w:hAnsi="宋体" w:hint="eastAsia"/>
+          <w:sz w:val="24"/>
+          <w:szCs w:val="24"/>
+        </w:rPr>
+        <w:t>阅读《软件设计师教程》第</w:t>
+      </w:r>
+      <w:r>
+        <w:rPr>
+          <w:rFonts w:ascii="宋体" w:eastAsia="宋体" w:hAnsi="宋体" w:hint="eastAsia"/>
+          <w:sz w:val="24"/>
+          <w:szCs w:val="24"/>
+        </w:rPr>
+        <w:t>四</w:t>
+      </w:r>
+      <w:r>
+        <w:rPr>
+          <w:rFonts w:ascii="宋体" w:eastAsia="宋体" w:hAnsi="宋体" w:hint="eastAsia"/>
+          <w:sz w:val="24"/>
+          <w:szCs w:val="24"/>
+        </w:rPr>
+        <w:t>章</w:t>
+      </w:r>
+      <w:r>
+        <w:rPr>
+          <w:rFonts w:ascii="宋体" w:eastAsia="宋体" w:hAnsi="宋体" w:hint="eastAsia"/>
+          <w:sz w:val="24"/>
+          <w:szCs w:val="24"/>
+        </w:rPr>
+        <w:t>4</w:t>
+      </w:r>
+      <w:r>
+        <w:rPr>
+          <w:rFonts w:ascii="宋体" w:eastAsia="宋体" w:hAnsi="宋体" w:hint="eastAsia"/>
+          <w:sz w:val="24"/>
+          <w:szCs w:val="24"/>
+        </w:rPr>
+        <w:t>.</w:t>
+      </w:r>
+      <w:r>
+        <w:rPr>
+          <w:rFonts w:ascii="宋体" w:eastAsia="宋体" w:hAnsi="宋体" w:hint="eastAsia"/>
+          <w:sz w:val="24"/>
+          <w:szCs w:val="24"/>
+        </w:rPr>
+        <w:t>1操作系统概述</w:t>
       </w:r>
       <w:r>
         <w:rPr>
@@ -1649,16 +1711,6 @@
         </w:rPr>
         <w:t>。</w:t>
       </w:r>
-    </w:p>
-    <w:p>
-      <w:pPr>
-        <w:spacing w:line="360" w:lineRule="auto"/>
-        <w:rPr>
-          <w:rFonts w:ascii="宋体" w:eastAsia="宋体" w:hAnsi="宋体" w:hint="eastAsia"/>
-          <w:sz w:val="24"/>
-          <w:szCs w:val="24"/>
-        </w:rPr>
-      </w:pPr>
     </w:p>
     <w:sectPr>
       <w:pgSz w:w="11906" w:h="16838"/>

--- a/随笔/学习笔记.docx
+++ b/随笔/学习笔记.docx
@@ -465,14 +465,25 @@
         </w:rPr>
         <w:t>基于</w:t>
       </w:r>
-      <w:r>
-        <w:rPr>
-          <w:rFonts w:ascii="宋体" w:eastAsia="宋体" w:hAnsi="宋体" w:hint="eastAsia"/>
-          <w:sz w:val="24"/>
-          <w:szCs w:val="24"/>
-        </w:rPr>
-        <w:t>doubleml、</w:t>
-      </w:r>
+      <w:proofErr w:type="spellStart"/>
+      <w:r>
+        <w:rPr>
+          <w:rFonts w:ascii="宋体" w:eastAsia="宋体" w:hAnsi="宋体" w:hint="eastAsia"/>
+          <w:sz w:val="24"/>
+          <w:szCs w:val="24"/>
+        </w:rPr>
+        <w:t>doubleml</w:t>
+      </w:r>
+      <w:proofErr w:type="spellEnd"/>
+      <w:r>
+        <w:rPr>
+          <w:rFonts w:ascii="宋体" w:eastAsia="宋体" w:hAnsi="宋体" w:hint="eastAsia"/>
+          <w:sz w:val="24"/>
+          <w:szCs w:val="24"/>
+        </w:rPr>
+        <w:t>、</w:t>
+      </w:r>
+      <w:proofErr w:type="spellStart"/>
       <w:r>
         <w:rPr>
           <w:rFonts w:ascii="宋体" w:eastAsia="宋体" w:hAnsi="宋体"/>
@@ -481,6 +492,7 @@
         </w:rPr>
         <w:t>econml</w:t>
       </w:r>
+      <w:proofErr w:type="spellEnd"/>
       <w:r>
         <w:rPr>
           <w:rFonts w:ascii="宋体" w:eastAsia="宋体" w:hAnsi="宋体" w:hint="eastAsia"/>
@@ -489,13 +501,23 @@
         </w:rPr>
         <w:t>库实现DML的示例。</w:t>
       </w:r>
-      <w:r>
-        <w:rPr>
-          <w:rFonts w:ascii="宋体" w:eastAsia="宋体" w:hAnsi="宋体" w:hint="eastAsia"/>
-          <w:sz w:val="24"/>
-          <w:szCs w:val="24"/>
-        </w:rPr>
-        <w:t>doubleml处理y是二元变量、treatment是连续变量的时候有问题，暂时不再使用。</w:t>
+      <w:proofErr w:type="spellStart"/>
+      <w:r>
+        <w:rPr>
+          <w:rFonts w:ascii="宋体" w:eastAsia="宋体" w:hAnsi="宋体" w:hint="eastAsia"/>
+          <w:sz w:val="24"/>
+          <w:szCs w:val="24"/>
+        </w:rPr>
+        <w:t>doubleml</w:t>
+      </w:r>
+      <w:proofErr w:type="spellEnd"/>
+      <w:r>
+        <w:rPr>
+          <w:rFonts w:ascii="宋体" w:eastAsia="宋体" w:hAnsi="宋体" w:hint="eastAsia"/>
+          <w:sz w:val="24"/>
+          <w:szCs w:val="24"/>
+        </w:rPr>
+        <w:t>处理y是二元变量、treatment是连续变量的时候有问题，暂时不再使用。</w:t>
       </w:r>
     </w:p>
     <w:p>
@@ -536,6 +558,7 @@
         </w:rPr>
         <w:t>基于</w:t>
       </w:r>
+      <w:proofErr w:type="spellStart"/>
       <w:r>
         <w:rPr>
           <w:rFonts w:ascii="宋体" w:eastAsia="宋体" w:hAnsi="宋体"/>
@@ -544,6 +567,7 @@
         </w:rPr>
         <w:t>econml</w:t>
       </w:r>
+      <w:proofErr w:type="spellEnd"/>
       <w:r>
         <w:rPr>
           <w:rFonts w:ascii="宋体" w:eastAsia="宋体" w:hAnsi="宋体" w:hint="eastAsia"/>
@@ -714,6 +738,7 @@
         </w:rPr>
         <w:t>基于</w:t>
       </w:r>
+      <w:proofErr w:type="spellStart"/>
       <w:r>
         <w:rPr>
           <w:rFonts w:ascii="宋体" w:eastAsia="宋体" w:hAnsi="宋体"/>
@@ -722,6 +747,7 @@
         </w:rPr>
         <w:t>bnlearn</w:t>
       </w:r>
+      <w:proofErr w:type="spellEnd"/>
       <w:r>
         <w:rPr>
           <w:rFonts w:ascii="宋体" w:eastAsia="宋体" w:hAnsi="宋体" w:hint="eastAsia"/>
@@ -769,6 +795,7 @@
         </w:rPr>
         <w:t>基于</w:t>
       </w:r>
+      <w:proofErr w:type="spellStart"/>
       <w:r>
         <w:rPr>
           <w:rFonts w:ascii="宋体" w:eastAsia="宋体" w:hAnsi="宋体"/>
@@ -777,6 +804,7 @@
         </w:rPr>
         <w:t>bnlearn</w:t>
       </w:r>
+      <w:proofErr w:type="spellEnd"/>
       <w:r>
         <w:rPr>
           <w:rFonts w:ascii="宋体" w:eastAsia="宋体" w:hAnsi="宋体" w:hint="eastAsia"/>
@@ -881,6 +909,7 @@
         </w:rPr>
         <w:t>完善基于</w:t>
       </w:r>
+      <w:proofErr w:type="spellStart"/>
       <w:r>
         <w:rPr>
           <w:rFonts w:ascii="宋体" w:eastAsia="宋体" w:hAnsi="宋体"/>
@@ -889,6 +918,7 @@
         </w:rPr>
         <w:t>econml</w:t>
       </w:r>
+      <w:proofErr w:type="spellEnd"/>
       <w:r>
         <w:rPr>
           <w:rFonts w:ascii="宋体" w:eastAsia="宋体" w:hAnsi="宋体" w:hint="eastAsia"/>
@@ -1650,58 +1680,172 @@
         <w:spacing w:line="360" w:lineRule="auto"/>
         <w:ind w:firstLineChars="200" w:firstLine="480"/>
         <w:rPr>
-          <w:rFonts w:ascii="宋体" w:eastAsia="宋体" w:hAnsi="宋体" w:hint="eastAsia"/>
-          <w:sz w:val="24"/>
-          <w:szCs w:val="24"/>
-        </w:rPr>
-      </w:pPr>
-      <w:r>
-        <w:rPr>
-          <w:rFonts w:ascii="宋体" w:eastAsia="宋体" w:hAnsi="宋体" w:hint="eastAsia"/>
-          <w:sz w:val="24"/>
-          <w:szCs w:val="24"/>
-        </w:rPr>
-        <w:t>阅读《软件设计师教程》第</w:t>
-      </w:r>
-      <w:r>
-        <w:rPr>
-          <w:rFonts w:ascii="宋体" w:eastAsia="宋体" w:hAnsi="宋体" w:hint="eastAsia"/>
-          <w:sz w:val="24"/>
-          <w:szCs w:val="24"/>
-        </w:rPr>
-        <w:t>四</w:t>
-      </w:r>
-      <w:r>
-        <w:rPr>
-          <w:rFonts w:ascii="宋体" w:eastAsia="宋体" w:hAnsi="宋体" w:hint="eastAsia"/>
-          <w:sz w:val="24"/>
-          <w:szCs w:val="24"/>
-        </w:rPr>
-        <w:t>章</w:t>
-      </w:r>
-      <w:r>
-        <w:rPr>
-          <w:rFonts w:ascii="宋体" w:eastAsia="宋体" w:hAnsi="宋体" w:hint="eastAsia"/>
-          <w:sz w:val="24"/>
-          <w:szCs w:val="24"/>
+          <w:rFonts w:ascii="宋体" w:eastAsia="宋体" w:hAnsi="宋体"/>
+          <w:sz w:val="24"/>
+          <w:szCs w:val="24"/>
+        </w:rPr>
+      </w:pPr>
+      <w:r>
+        <w:rPr>
+          <w:rFonts w:ascii="宋体" w:eastAsia="宋体" w:hAnsi="宋体" w:hint="eastAsia"/>
+          <w:sz w:val="24"/>
+          <w:szCs w:val="24"/>
+        </w:rPr>
+        <w:t>阅读《软件设计师教程》第四章4.1操作系统概述。</w:t>
+      </w:r>
+    </w:p>
+    <w:p>
+      <w:pPr>
+        <w:pStyle w:val="1"/>
+        <w:rPr>
+          <w:rFonts w:hint="eastAsia"/>
+        </w:rPr>
+      </w:pPr>
+      <w:r>
+        <w:rPr>
+          <w:rFonts w:hint="eastAsia"/>
+        </w:rPr>
+        <w:t>2026-</w:t>
+      </w:r>
+      <w:r>
+        <w:rPr>
+          <w:rFonts w:hint="eastAsia"/>
+        </w:rPr>
+        <w:t>1</w:t>
+      </w:r>
+      <w:r>
+        <w:rPr>
+          <w:rFonts w:hint="eastAsia"/>
+        </w:rPr>
+        <w:t>0-</w:t>
+      </w:r>
+      <w:r>
+        <w:rPr>
+          <w:rFonts w:hint="eastAsia"/>
+        </w:rPr>
+        <w:t>1</w:t>
+      </w:r>
+      <w:r>
+        <w:rPr>
+          <w:rFonts w:hint="eastAsia"/>
+        </w:rPr>
+        <w:t>3</w:t>
+      </w:r>
+    </w:p>
+    <w:p>
+      <w:pPr>
+        <w:spacing w:line="360" w:lineRule="auto"/>
+        <w:ind w:firstLineChars="200" w:firstLine="480"/>
+        <w:rPr>
+          <w:rFonts w:ascii="宋体" w:eastAsia="宋体" w:hAnsi="宋体"/>
+          <w:sz w:val="24"/>
+          <w:szCs w:val="24"/>
+        </w:rPr>
+      </w:pPr>
+      <w:r>
+        <w:rPr>
+          <w:rFonts w:ascii="宋体" w:eastAsia="宋体" w:hAnsi="宋体" w:hint="eastAsia"/>
+          <w:sz w:val="24"/>
+          <w:szCs w:val="24"/>
+        </w:rPr>
+        <w:t>阅读</w:t>
+      </w:r>
+      <w:r>
+        <w:rPr>
+          <w:rFonts w:ascii="宋体" w:eastAsia="宋体" w:hAnsi="宋体" w:hint="eastAsia"/>
+          <w:sz w:val="24"/>
+          <w:szCs w:val="24"/>
+        </w:rPr>
+        <w:t>菜鸟教程计算机组成原理的</w:t>
+      </w:r>
+      <w:r>
+        <w:rPr>
+          <w:rFonts w:ascii="宋体" w:eastAsia="宋体" w:hAnsi="宋体"/>
+          <w:sz w:val="24"/>
+          <w:szCs w:val="24"/>
+        </w:rPr>
+        <w:t>指令周期、时钟频率、流水线、多核心是怎么回事、存储金字塔、缓存命中与缓存未命中、内存地址与寻址</w:t>
+      </w:r>
+      <w:r>
+        <w:rPr>
+          <w:rFonts w:ascii="宋体" w:eastAsia="宋体" w:hAnsi="宋体" w:hint="eastAsia"/>
+          <w:sz w:val="24"/>
+          <w:szCs w:val="24"/>
+        </w:rPr>
+        <w:t>等内容。</w:t>
+      </w:r>
+    </w:p>
+    <w:p>
+      <w:pPr>
+        <w:pStyle w:val="1"/>
+        <w:rPr>
+          <w:rFonts w:hint="eastAsia"/>
+        </w:rPr>
+      </w:pPr>
+      <w:r>
+        <w:rPr>
+          <w:rFonts w:hint="eastAsia"/>
+        </w:rPr>
+        <w:t>2026-</w:t>
+      </w:r>
+      <w:r>
+        <w:rPr>
+          <w:rFonts w:hint="eastAsia"/>
+        </w:rPr>
+        <w:t>1</w:t>
+      </w:r>
+      <w:r>
+        <w:rPr>
+          <w:rFonts w:hint="eastAsia"/>
+        </w:rPr>
+        <w:t>0-</w:t>
+      </w:r>
+      <w:r>
+        <w:rPr>
+          <w:rFonts w:hint="eastAsia"/>
+        </w:rPr>
+        <w:t>1</w:t>
+      </w:r>
+      <w:r>
+        <w:rPr>
+          <w:rFonts w:hint="eastAsia"/>
         </w:rPr>
         <w:t>4</w:t>
       </w:r>
-      <w:r>
-        <w:rPr>
-          <w:rFonts w:ascii="宋体" w:eastAsia="宋体" w:hAnsi="宋体" w:hint="eastAsia"/>
-          <w:sz w:val="24"/>
-          <w:szCs w:val="24"/>
-        </w:rPr>
-        <w:t>.</w:t>
-      </w:r>
-      <w:r>
-        <w:rPr>
-          <w:rFonts w:ascii="宋体" w:eastAsia="宋体" w:hAnsi="宋体" w:hint="eastAsia"/>
-          <w:sz w:val="24"/>
-          <w:szCs w:val="24"/>
-        </w:rPr>
-        <w:t>1操作系统概述</w:t>
+    </w:p>
+    <w:p>
+      <w:pPr>
+        <w:spacing w:line="360" w:lineRule="auto"/>
+        <w:ind w:firstLineChars="200" w:firstLine="480"/>
+        <w:rPr>
+          <w:rFonts w:ascii="宋体" w:eastAsia="宋体" w:hAnsi="宋体" w:hint="eastAsia"/>
+          <w:sz w:val="24"/>
+          <w:szCs w:val="24"/>
+        </w:rPr>
+      </w:pPr>
+      <w:r>
+        <w:rPr>
+          <w:rFonts w:ascii="宋体" w:eastAsia="宋体" w:hAnsi="宋体" w:hint="eastAsia"/>
+          <w:sz w:val="24"/>
+          <w:szCs w:val="24"/>
+        </w:rPr>
+        <w:t>阅读菜鸟教程计算机组成原理的</w:t>
+      </w:r>
+      <w:r>
+        <w:rPr>
+          <w:rFonts w:ascii="宋体" w:eastAsia="宋体" w:hAnsi="宋体"/>
+          <w:sz w:val="24"/>
+          <w:szCs w:val="24"/>
+        </w:rPr>
+        <w:t>总线、I/O 的三种方式、一条指令的完整旅程</w:t>
+      </w:r>
+      <w:r>
+        <w:rPr>
+          <w:rFonts w:ascii="宋体" w:eastAsia="宋体" w:hAnsi="宋体" w:hint="eastAsia"/>
+          <w:sz w:val="24"/>
+          <w:szCs w:val="24"/>
+        </w:rPr>
+        <w:t>等内容</w:t>
       </w:r>
       <w:r>
         <w:rPr>

--- a/随笔/学习笔记.docx
+++ b/随笔/学习笔记.docx
@@ -465,25 +465,14 @@
         </w:rPr>
         <w:t>基于</w:t>
       </w:r>
-      <w:proofErr w:type="spellStart"/>
-      <w:r>
-        <w:rPr>
-          <w:rFonts w:ascii="宋体" w:eastAsia="宋体" w:hAnsi="宋体" w:hint="eastAsia"/>
-          <w:sz w:val="24"/>
-          <w:szCs w:val="24"/>
-        </w:rPr>
-        <w:t>doubleml</w:t>
-      </w:r>
-      <w:proofErr w:type="spellEnd"/>
-      <w:r>
-        <w:rPr>
-          <w:rFonts w:ascii="宋体" w:eastAsia="宋体" w:hAnsi="宋体" w:hint="eastAsia"/>
-          <w:sz w:val="24"/>
-          <w:szCs w:val="24"/>
-        </w:rPr>
-        <w:t>、</w:t>
-      </w:r>
-      <w:proofErr w:type="spellStart"/>
+      <w:r>
+        <w:rPr>
+          <w:rFonts w:ascii="宋体" w:eastAsia="宋体" w:hAnsi="宋体" w:hint="eastAsia"/>
+          <w:sz w:val="24"/>
+          <w:szCs w:val="24"/>
+        </w:rPr>
+        <w:t>doubleml、</w:t>
+      </w:r>
       <w:r>
         <w:rPr>
           <w:rFonts w:ascii="宋体" w:eastAsia="宋体" w:hAnsi="宋体"/>
@@ -492,7 +481,6 @@
         </w:rPr>
         <w:t>econml</w:t>
       </w:r>
-      <w:proofErr w:type="spellEnd"/>
       <w:r>
         <w:rPr>
           <w:rFonts w:ascii="宋体" w:eastAsia="宋体" w:hAnsi="宋体" w:hint="eastAsia"/>
@@ -501,23 +489,13 @@
         </w:rPr>
         <w:t>库实现DML的示例。</w:t>
       </w:r>
-      <w:proofErr w:type="spellStart"/>
-      <w:r>
-        <w:rPr>
-          <w:rFonts w:ascii="宋体" w:eastAsia="宋体" w:hAnsi="宋体" w:hint="eastAsia"/>
-          <w:sz w:val="24"/>
-          <w:szCs w:val="24"/>
-        </w:rPr>
-        <w:t>doubleml</w:t>
-      </w:r>
-      <w:proofErr w:type="spellEnd"/>
-      <w:r>
-        <w:rPr>
-          <w:rFonts w:ascii="宋体" w:eastAsia="宋体" w:hAnsi="宋体" w:hint="eastAsia"/>
-          <w:sz w:val="24"/>
-          <w:szCs w:val="24"/>
-        </w:rPr>
-        <w:t>处理y是二元变量、treatment是连续变量的时候有问题，暂时不再使用。</w:t>
+      <w:r>
+        <w:rPr>
+          <w:rFonts w:ascii="宋体" w:eastAsia="宋体" w:hAnsi="宋体" w:hint="eastAsia"/>
+          <w:sz w:val="24"/>
+          <w:szCs w:val="24"/>
+        </w:rPr>
+        <w:t>doubleml处理y是二元变量、treatment是连续变量的时候有问题，暂时不再使用。</w:t>
       </w:r>
     </w:p>
     <w:p>
@@ -558,7 +536,6 @@
         </w:rPr>
         <w:t>基于</w:t>
       </w:r>
-      <w:proofErr w:type="spellStart"/>
       <w:r>
         <w:rPr>
           <w:rFonts w:ascii="宋体" w:eastAsia="宋体" w:hAnsi="宋体"/>
@@ -567,7 +544,6 @@
         </w:rPr>
         <w:t>econml</w:t>
       </w:r>
-      <w:proofErr w:type="spellEnd"/>
       <w:r>
         <w:rPr>
           <w:rFonts w:ascii="宋体" w:eastAsia="宋体" w:hAnsi="宋体" w:hint="eastAsia"/>
@@ -738,7 +714,6 @@
         </w:rPr>
         <w:t>基于</w:t>
       </w:r>
-      <w:proofErr w:type="spellStart"/>
       <w:r>
         <w:rPr>
           <w:rFonts w:ascii="宋体" w:eastAsia="宋体" w:hAnsi="宋体"/>
@@ -747,7 +722,6 @@
         </w:rPr>
         <w:t>bnlearn</w:t>
       </w:r>
-      <w:proofErr w:type="spellEnd"/>
       <w:r>
         <w:rPr>
           <w:rFonts w:ascii="宋体" w:eastAsia="宋体" w:hAnsi="宋体" w:hint="eastAsia"/>
@@ -795,7 +769,6 @@
         </w:rPr>
         <w:t>基于</w:t>
       </w:r>
-      <w:proofErr w:type="spellStart"/>
       <w:r>
         <w:rPr>
           <w:rFonts w:ascii="宋体" w:eastAsia="宋体" w:hAnsi="宋体"/>
@@ -804,7 +777,6 @@
         </w:rPr>
         <w:t>bnlearn</w:t>
       </w:r>
-      <w:proofErr w:type="spellEnd"/>
       <w:r>
         <w:rPr>
           <w:rFonts w:ascii="宋体" w:eastAsia="宋体" w:hAnsi="宋体" w:hint="eastAsia"/>
@@ -909,7 +881,6 @@
         </w:rPr>
         <w:t>完善基于</w:t>
       </w:r>
-      <w:proofErr w:type="spellStart"/>
       <w:r>
         <w:rPr>
           <w:rFonts w:ascii="宋体" w:eastAsia="宋体" w:hAnsi="宋体"/>
@@ -918,7 +889,6 @@
         </w:rPr>
         <w:t>econml</w:t>
       </w:r>
-      <w:proofErr w:type="spellEnd"/>
       <w:r>
         <w:rPr>
           <w:rFonts w:ascii="宋体" w:eastAsia="宋体" w:hAnsi="宋体" w:hint="eastAsia"/>
@@ -1680,18 +1650,85 @@
         <w:spacing w:line="360" w:lineRule="auto"/>
         <w:ind w:firstLineChars="200" w:firstLine="480"/>
         <w:rPr>
+          <w:rFonts w:ascii="宋体" w:eastAsia="宋体" w:hAnsi="宋体" w:hint="eastAsia"/>
+          <w:sz w:val="24"/>
+          <w:szCs w:val="24"/>
+        </w:rPr>
+      </w:pPr>
+      <w:r>
+        <w:rPr>
+          <w:rFonts w:ascii="宋体" w:eastAsia="宋体" w:hAnsi="宋体" w:hint="eastAsia"/>
+          <w:sz w:val="24"/>
+          <w:szCs w:val="24"/>
+        </w:rPr>
+        <w:t>阅读《软件设计师教程》第四章4.1操作系统概述。</w:t>
+      </w:r>
+    </w:p>
+    <w:p>
+      <w:pPr>
+        <w:pStyle w:val="1"/>
+        <w:rPr>
+          <w:rFonts w:hint="eastAsia"/>
+        </w:rPr>
+      </w:pPr>
+      <w:r>
+        <w:rPr>
+          <w:rFonts w:hint="eastAsia"/>
+        </w:rPr>
+        <w:t>2026-</w:t>
+      </w:r>
+      <w:r>
+        <w:rPr>
+          <w:rFonts w:hint="eastAsia"/>
+        </w:rPr>
+        <w:t>1</w:t>
+      </w:r>
+      <w:r>
+        <w:rPr>
+          <w:rFonts w:hint="eastAsia"/>
+        </w:rPr>
+        <w:t>0-</w:t>
+      </w:r>
+      <w:r>
+        <w:rPr>
+          <w:rFonts w:hint="eastAsia"/>
+        </w:rPr>
+        <w:t>13</w:t>
+      </w:r>
+    </w:p>
+    <w:p>
+      <w:pPr>
+        <w:spacing w:line="360" w:lineRule="auto"/>
+        <w:ind w:firstLineChars="200" w:firstLine="480"/>
+        <w:rPr>
+          <w:rFonts w:ascii="宋体" w:eastAsia="宋体" w:hAnsi="宋体" w:hint="eastAsia"/>
+          <w:sz w:val="24"/>
+          <w:szCs w:val="24"/>
+        </w:rPr>
+      </w:pPr>
+      <w:r>
+        <w:rPr>
+          <w:rFonts w:ascii="宋体" w:eastAsia="宋体" w:hAnsi="宋体" w:hint="eastAsia"/>
+          <w:sz w:val="24"/>
+          <w:szCs w:val="24"/>
+        </w:rPr>
+        <w:t>阅读菜鸟教程计算机组成原理的</w:t>
+      </w:r>
+      <w:r>
+        <w:rPr>
           <w:rFonts w:ascii="宋体" w:eastAsia="宋体" w:hAnsi="宋体"/>
           <w:sz w:val="24"/>
           <w:szCs w:val="24"/>
         </w:rPr>
-      </w:pPr>
-      <w:r>
-        <w:rPr>
-          <w:rFonts w:ascii="宋体" w:eastAsia="宋体" w:hAnsi="宋体" w:hint="eastAsia"/>
-          <w:sz w:val="24"/>
-          <w:szCs w:val="24"/>
-        </w:rPr>
-        <w:t>阅读《软件设计师教程》第四章4.1操作系统概述。</w:t>
+        <w:t>指令周期、时钟频率、流水线、多核心是怎么回事、存储金字塔、缓存命中与缓存未命中、内存地址与寻址</w:t>
+      </w:r>
+      <w:r>
+        <w:rPr>
+          <w:rFonts w:ascii="宋体" w:eastAsia="宋体" w:hAnsi="宋体" w:hint="eastAsia"/>
+          <w:sz w:val="24"/>
+          <w:szCs w:val="24"/>
+        </w:rPr>
+        <w:t>等内容。</w:t>
       </w:r>
     </w:p>
     <w:p>
@@ -1723,138 +1760,113 @@
         <w:rPr>
           <w:rFonts w:hint="eastAsia"/>
         </w:rPr>
+        <w:t>14</w:t>
+      </w:r>
+    </w:p>
+    <w:p>
+      <w:pPr>
+        <w:spacing w:line="360" w:lineRule="auto"/>
+        <w:ind w:firstLineChars="200" w:firstLine="480"/>
+        <w:rPr>
+          <w:rFonts w:ascii="宋体" w:eastAsia="宋体" w:hAnsi="宋体" w:hint="eastAsia"/>
+          <w:sz w:val="24"/>
+          <w:szCs w:val="24"/>
+        </w:rPr>
+      </w:pPr>
+      <w:r>
+        <w:rPr>
+          <w:rFonts w:ascii="宋体" w:eastAsia="宋体" w:hAnsi="宋体" w:hint="eastAsia"/>
+          <w:sz w:val="24"/>
+          <w:szCs w:val="24"/>
+        </w:rPr>
+        <w:t>阅读菜鸟教程计算机组成原理的</w:t>
+      </w:r>
+      <w:r>
+        <w:rPr>
+          <w:rFonts w:ascii="宋体" w:eastAsia="宋体" w:hAnsi="宋体"/>
+          <w:sz w:val="24"/>
+          <w:szCs w:val="24"/>
+        </w:rPr>
+        <w:t>总线、I/O 的三种方式、一条指令的完整旅程</w:t>
+      </w:r>
+      <w:r>
+        <w:rPr>
+          <w:rFonts w:ascii="宋体" w:eastAsia="宋体" w:hAnsi="宋体" w:hint="eastAsia"/>
+          <w:sz w:val="24"/>
+          <w:szCs w:val="24"/>
+        </w:rPr>
+        <w:t>等内容。</w:t>
+      </w:r>
+    </w:p>
+    <w:p>
+      <w:pPr>
+        <w:pStyle w:val="1"/>
+        <w:rPr>
+          <w:rFonts w:hint="eastAsia"/>
+        </w:rPr>
+      </w:pPr>
+      <w:r>
+        <w:rPr>
+          <w:rFonts w:hint="eastAsia"/>
+        </w:rPr>
+        <w:t>2026-</w:t>
+      </w:r>
+      <w:r>
+        <w:rPr>
+          <w:rFonts w:hint="eastAsia"/>
+        </w:rPr>
         <w:t>1</w:t>
       </w:r>
       <w:r>
         <w:rPr>
           <w:rFonts w:hint="eastAsia"/>
         </w:rPr>
-        <w:t>3</w:t>
-      </w:r>
-    </w:p>
-    <w:p>
-      <w:pPr>
-        <w:spacing w:line="360" w:lineRule="auto"/>
-        <w:ind w:firstLineChars="200" w:firstLine="480"/>
-        <w:rPr>
-          <w:rFonts w:ascii="宋体" w:eastAsia="宋体" w:hAnsi="宋体"/>
-          <w:sz w:val="24"/>
-          <w:szCs w:val="24"/>
-        </w:rPr>
-      </w:pPr>
-      <w:r>
-        <w:rPr>
-          <w:rFonts w:ascii="宋体" w:eastAsia="宋体" w:hAnsi="宋体" w:hint="eastAsia"/>
-          <w:sz w:val="24"/>
-          <w:szCs w:val="24"/>
-        </w:rPr>
-        <w:t>阅读</w:t>
-      </w:r>
-      <w:r>
-        <w:rPr>
-          <w:rFonts w:ascii="宋体" w:eastAsia="宋体" w:hAnsi="宋体" w:hint="eastAsia"/>
-          <w:sz w:val="24"/>
-          <w:szCs w:val="24"/>
-        </w:rPr>
-        <w:t>菜鸟教程计算机组成原理的</w:t>
-      </w:r>
-      <w:r>
-        <w:rPr>
-          <w:rFonts w:ascii="宋体" w:eastAsia="宋体" w:hAnsi="宋体"/>
-          <w:sz w:val="24"/>
-          <w:szCs w:val="24"/>
-        </w:rPr>
-        <w:t>指令周期、时钟频率、流水线、多核心是怎么回事、存储金字塔、缓存命中与缓存未命中、内存地址与寻址</w:t>
-      </w:r>
-      <w:r>
-        <w:rPr>
-          <w:rFonts w:ascii="宋体" w:eastAsia="宋体" w:hAnsi="宋体" w:hint="eastAsia"/>
-          <w:sz w:val="24"/>
-          <w:szCs w:val="24"/>
-        </w:rPr>
-        <w:t>等内容。</w:t>
-      </w:r>
-    </w:p>
-    <w:p>
-      <w:pPr>
-        <w:pStyle w:val="1"/>
-        <w:rPr>
-          <w:rFonts w:hint="eastAsia"/>
-        </w:rPr>
-      </w:pPr>
-      <w:r>
-        <w:rPr>
-          <w:rFonts w:hint="eastAsia"/>
-        </w:rPr>
-        <w:t>2026-</w:t>
-      </w:r>
-      <w:r>
-        <w:rPr>
-          <w:rFonts w:hint="eastAsia"/>
-        </w:rPr>
-        <w:t>1</w:t>
-      </w:r>
-      <w:r>
-        <w:rPr>
-          <w:rFonts w:hint="eastAsia"/>
-        </w:rPr>
         <w:t>0-</w:t>
       </w:r>
       <w:r>
         <w:rPr>
           <w:rFonts w:hint="eastAsia"/>
         </w:rPr>
-        <w:t>1</w:t>
-      </w:r>
-      <w:r>
-        <w:rPr>
-          <w:rFonts w:hint="eastAsia"/>
-        </w:rPr>
-        <w:t>4</w:t>
-      </w:r>
-    </w:p>
-    <w:p>
-      <w:pPr>
-        <w:spacing w:line="360" w:lineRule="auto"/>
-        <w:ind w:firstLineChars="200" w:firstLine="480"/>
-        <w:rPr>
-          <w:rFonts w:ascii="宋体" w:eastAsia="宋体" w:hAnsi="宋体" w:hint="eastAsia"/>
-          <w:sz w:val="24"/>
-          <w:szCs w:val="24"/>
-        </w:rPr>
-      </w:pPr>
-      <w:r>
-        <w:rPr>
-          <w:rFonts w:ascii="宋体" w:eastAsia="宋体" w:hAnsi="宋体" w:hint="eastAsia"/>
-          <w:sz w:val="24"/>
-          <w:szCs w:val="24"/>
-        </w:rPr>
-        <w:t>阅读菜鸟教程计算机组成原理的</w:t>
-      </w:r>
-      <w:r>
-        <w:rPr>
-          <w:rFonts w:ascii="宋体" w:eastAsia="宋体" w:hAnsi="宋体"/>
-          <w:sz w:val="24"/>
-          <w:szCs w:val="24"/>
-        </w:rPr>
-        <w:t>总线、I/O 的三种方式、一条指令的完整旅程</w:t>
-      </w:r>
-      <w:r>
-        <w:rPr>
-          <w:rFonts w:ascii="宋体" w:eastAsia="宋体" w:hAnsi="宋体" w:hint="eastAsia"/>
-          <w:sz w:val="24"/>
-          <w:szCs w:val="24"/>
-        </w:rPr>
-        <w:t>等内容</w:t>
-      </w:r>
-      <w:r>
-        <w:rPr>
-          <w:rFonts w:ascii="宋体" w:eastAsia="宋体" w:hAnsi="宋体" w:hint="eastAsia"/>
-          <w:sz w:val="24"/>
-          <w:szCs w:val="24"/>
-        </w:rPr>
-        <w:t>。</w:t>
-      </w:r>
+        <w:t>15</w:t>
+      </w:r>
+    </w:p>
+    <w:p>
+      <w:pPr>
+        <w:spacing w:line="360" w:lineRule="auto"/>
+        <w:ind w:firstLineChars="200" w:firstLine="480"/>
+        <w:rPr>
+          <w:rFonts w:ascii="宋体" w:eastAsia="宋体" w:hAnsi="宋体" w:hint="eastAsia"/>
+          <w:sz w:val="24"/>
+          <w:szCs w:val="24"/>
+        </w:rPr>
+      </w:pPr>
+      <w:r>
+        <w:rPr>
+          <w:rFonts w:ascii="宋体" w:eastAsia="宋体" w:hAnsi="宋体" w:hint="eastAsia"/>
+          <w:sz w:val="24"/>
+          <w:szCs w:val="24"/>
+        </w:rPr>
+        <w:t>阅读《软件设计师教程》第二章2.</w:t>
+      </w:r>
+      <w:r>
+        <w:rPr>
+          <w:rFonts w:ascii="宋体" w:eastAsia="宋体" w:hAnsi="宋体" w:hint="eastAsia"/>
+          <w:sz w:val="24"/>
+          <w:szCs w:val="24"/>
+        </w:rPr>
+        <w:t>2.1汇编程序基本原理。</w:t>
+      </w:r>
+    </w:p>
+    <w:p>
+      <w:pPr>
+        <w:spacing w:line="360" w:lineRule="auto"/>
+        <w:ind w:firstLineChars="200" w:firstLine="480"/>
+        <w:rPr>
+          <w:rFonts w:ascii="宋体" w:eastAsia="宋体" w:hAnsi="宋体" w:hint="eastAsia"/>
+          <w:sz w:val="24"/>
+          <w:szCs w:val="24"/>
+        </w:rPr>
+      </w:pPr>
     </w:p>
     <w:sectPr>
       <w:pgSz w:w="11906" w:h="16838"/>

--- a/随笔/学习笔记.docx
+++ b/随笔/学习笔记.docx
@@ -1855,6 +1855,79 @@
           <w:szCs w:val="24"/>
         </w:rPr>
         <w:t>2.1汇编程序基本原理。</w:t>
+      </w:r>
+    </w:p>
+    <w:p>
+      <w:pPr>
+        <w:pStyle w:val="1"/>
+        <w:rPr>
+          <w:rFonts w:hint="eastAsia"/>
+        </w:rPr>
+      </w:pPr>
+      <w:r>
+        <w:rPr>
+          <w:rFonts w:hint="eastAsia"/>
+        </w:rPr>
+        <w:t>2026-</w:t>
+      </w:r>
+      <w:r>
+        <w:rPr>
+          <w:rFonts w:hint="eastAsia"/>
+        </w:rPr>
+        <w:t>1</w:t>
+      </w:r>
+      <w:r>
+        <w:rPr>
+          <w:rFonts w:hint="eastAsia"/>
+        </w:rPr>
+        <w:t>0-</w:t>
+      </w:r>
+      <w:r>
+        <w:rPr>
+          <w:rFonts w:hint="eastAsia"/>
+        </w:rPr>
+        <w:t>1</w:t>
+      </w:r>
+      <w:r>
+        <w:rPr>
+          <w:rFonts w:hint="eastAsia"/>
+        </w:rPr>
+        <w:t>6</w:t>
+      </w:r>
+    </w:p>
+    <w:p>
+      <w:pPr>
+        <w:spacing w:line="360" w:lineRule="auto"/>
+        <w:ind w:firstLineChars="200" w:firstLine="480"/>
+        <w:rPr>
+          <w:rFonts w:ascii="宋体" w:eastAsia="宋体" w:hAnsi="宋体" w:hint="eastAsia"/>
+          <w:sz w:val="24"/>
+          <w:szCs w:val="24"/>
+        </w:rPr>
+      </w:pPr>
+      <w:r>
+        <w:rPr>
+          <w:rFonts w:ascii="宋体" w:eastAsia="宋体" w:hAnsi="宋体" w:hint="eastAsia"/>
+          <w:sz w:val="24"/>
+          <w:szCs w:val="24"/>
+        </w:rPr>
+        <w:t>阅读《软件设计师教程》第二章2.2.</w:t>
+      </w:r>
+      <w:r>
+        <w:rPr>
+          <w:rFonts w:ascii="宋体" w:eastAsia="宋体" w:hAnsi="宋体" w:hint="eastAsia"/>
+          <w:sz w:val="24"/>
+          <w:szCs w:val="24"/>
+        </w:rPr>
+        <w:t>3编译</w:t>
+      </w:r>
+      <w:r>
+        <w:rPr>
+          <w:rFonts w:ascii="宋体" w:eastAsia="宋体" w:hAnsi="宋体" w:hint="eastAsia"/>
+          <w:sz w:val="24"/>
+          <w:szCs w:val="24"/>
+        </w:rPr>
+        <w:t>程序基本原理。</w:t>
       </w:r>
     </w:p>
     <w:p>

--- a/随笔/学习笔记.docx
+++ b/随笔/学习笔记.docx
@@ -1,13 +1,10 @@
 
 <file path=word/document.xml><?xml version="1.0" encoding="utf-8"?>
-<w:document xmlns:wpc="http://schemas.microsoft.com/office/word/2010/wordprocessingCanvas" xmlns:cx="http://schemas.microsoft.com/office/drawing/2014/chartex" xmlns:cx1="http://schemas.microsoft.com/office/drawing/2015/9/8/chartex" xmlns:cx2="http://schemas.microsoft.com/office/drawing/2015/10/21/chartex" xmlns:cx3="http://schemas.microsoft.com/office/drawing/2016/5/9/chartex" xmlns:cx4="http://schemas.microsoft.com/office/drawing/2016/5/10/chartex" xmlns:cx5="http://schemas.microsoft.com/office/drawing/2016/5/11/chartex" xmlns:cx6="http://schemas.microsoft.com/office/drawing/2016/5/12/chartex" xmlns:cx7="http://schemas.microsoft.com/office/drawing/2016/5/13/chartex" xmlns:cx8="http://schemas.microsoft.com/office/drawing/2016/5/14/chartex" xmlns:mc="http://schemas.openxmlformats.org/markup-compatibility/2006" xmlns:aink="http://schemas.microsoft.com/office/drawing/2016/ink" xmlns:am3d="http://schemas.microsoft.com/office/drawing/2017/model3d" xmlns:o="urn:schemas-microsoft-com:office:office" xmlns:oel="http://schemas.microsoft.com/office/2019/extlst" xmlns:r="http://schemas.openxmlformats.org/officeDocument/2006/relationships" xmlns:m="http://schemas.openxmlformats.org/officeDocument/2006/math" xmlns:v="urn:schemas-microsoft-com:vml" xmlns:wp14="http://schemas.microsoft.com/office/word/2010/wordprocessingDrawing" xmlns:wp="http://schemas.openxmlformats.org/drawingml/2006/wordprocessingDrawing" xmlns:w10="urn:schemas-microsoft-com:office:word" xmlns:w="http://schemas.openxmlformats.org/wordprocessingml/2006/main" xmlns:w14="http://schemas.microsoft.com/office/word/2010/wordml" xmlns:w15="http://schemas.microsoft.com/office/word/2012/wordml" xmlns:w16cex="http://schemas.microsoft.com/office/word/2018/wordml/cex" xmlns:w16cid="http://schemas.microsoft.com/office/word/2016/wordml/cid" xmlns:w16="http://schemas.microsoft.com/office/word/2018/wordml" xmlns:w16du="http://schemas.microsoft.com/office/word/2023/wordml/word16du" xmlns:w16sdtdh="http://schemas.microsoft.com/office/word/2020/wordml/sdtdatahash" xmlns:w16sdtfl="http://schemas.microsoft.com/office/word/2024/wordml/sdtformatlock" xmlns:w16se="http://schemas.microsoft.com/office/word/2015/wordml/symex" xmlns:wpg="http://schemas.microsoft.com/office/word/2010/wordprocessingGroup" xmlns:wpi="http://schemas.microsoft.com/office/word/2010/wordprocessingInk" xmlns:wne="http://schemas.microsoft.com/office/word/2006/wordml" xmlns:wps="http://schemas.microsoft.com/office/word/2010/wordprocessingShape" mc:Ignorable="w14 w15 w16se w16cid w16 w16cex w16sdtdh w16sdtfl w16du wp14">
+<w:document xmlns:wpc="http://schemas.microsoft.com/office/word/2010/wordprocessingCanvas" xmlns:cx="http://schemas.microsoft.com/office/drawing/2014/chartex" xmlns:cx1="http://schemas.microsoft.com/office/drawing/2015/9/8/chartex" xmlns:cx2="http://schemas.microsoft.com/office/drawing/2015/10/21/chartex" xmlns:cx3="http://schemas.microsoft.com/office/drawing/2016/5/9/chartex" xmlns:cx4="http://schemas.microsoft.com/office/drawing/2016/5/10/chartex" xmlns:cx5="http://schemas.microsoft.com/office/drawing/2016/5/11/chartex" xmlns:cx6="http://schemas.microsoft.com/office/drawing/2016/5/12/chartex" xmlns:cx7="http://schemas.microsoft.com/office/drawing/2016/5/13/chartex" xmlns:cx8="http://schemas.microsoft.com/office/drawing/2016/5/14/chartex" xmlns:mc="http://schemas.openxmlformats.org/markup-compatibility/2006" xmlns:aink="http://schemas.microsoft.com/office/drawing/2016/ink" xmlns:am3d="http://schemas.microsoft.com/office/drawing/2017/model3d" xmlns:o="urn:schemas-microsoft-com:office:office" xmlns:r="http://schemas.openxmlformats.org/officeDocument/2006/relationships" xmlns:m="http://schemas.openxmlformats.org/officeDocument/2006/math" xmlns:v="urn:schemas-microsoft-com:vml" xmlns:wp14="http://schemas.microsoft.com/office/word/2010/wordprocessingDrawing" xmlns:wp="http://schemas.openxmlformats.org/drawingml/2006/wordprocessingDrawing" xmlns:w10="urn:schemas-microsoft-com:office:word" xmlns:w="http://schemas.openxmlformats.org/wordprocessingml/2006/main" xmlns:w14="http://schemas.microsoft.com/office/word/2010/wordml" xmlns:w15="http://schemas.microsoft.com/office/word/2012/wordml" xmlns:w16cex="http://schemas.microsoft.com/office/word/2018/wordml/cex" xmlns:w16cid="http://schemas.microsoft.com/office/word/2016/wordml/cid" xmlns:w16="http://schemas.microsoft.com/office/word/2018/wordml" xmlns:w16sdtdh="http://schemas.microsoft.com/office/word/2020/wordml/sdtdatahash" xmlns:w16se="http://schemas.microsoft.com/office/word/2015/wordml/symex" xmlns:wpg="http://schemas.microsoft.com/office/word/2010/wordprocessingGroup" xmlns:wpi="http://schemas.microsoft.com/office/word/2010/wordprocessingInk" xmlns:wne="http://schemas.microsoft.com/office/word/2006/wordml" xmlns:wps="http://schemas.microsoft.com/office/word/2010/wordprocessingShape" mc:Ignorable="w14 w15 w16se w16cid w16 w16cex w16sdtdh wp14">
   <w:body>
     <w:p>
       <w:pPr>
         <w:pStyle w:val="1"/>
-        <w:rPr>
-          <w:rFonts w:hint="eastAsia"/>
-        </w:rPr>
       </w:pPr>
       <w:r>
         <w:rPr>
@@ -27,7 +24,7 @@
         <w:spacing w:line="360" w:lineRule="auto"/>
         <w:ind w:firstLineChars="200" w:firstLine="480"/>
         <w:rPr>
-          <w:rFonts w:ascii="宋体" w:eastAsia="宋体" w:hAnsi="宋体" w:hint="eastAsia"/>
+          <w:rFonts w:ascii="宋体" w:eastAsia="宋体" w:hAnsi="宋体"/>
           <w:sz w:val="24"/>
           <w:szCs w:val="24"/>
         </w:rPr>
@@ -214,7 +211,7 @@
         <w:spacing w:line="360" w:lineRule="auto"/>
         <w:ind w:firstLineChars="200" w:firstLine="480"/>
         <w:rPr>
-          <w:rFonts w:ascii="宋体" w:eastAsia="宋体" w:hAnsi="宋体" w:hint="eastAsia"/>
+          <w:rFonts w:ascii="宋体" w:eastAsia="宋体" w:hAnsi="宋体"/>
           <w:sz w:val="24"/>
           <w:szCs w:val="24"/>
         </w:rPr>
@@ -247,9 +244,6 @@
     <w:p>
       <w:pPr>
         <w:pStyle w:val="1"/>
-        <w:rPr>
-          <w:rFonts w:hint="eastAsia"/>
-        </w:rPr>
       </w:pPr>
       <w:r>
         <w:rPr>
@@ -263,7 +257,7 @@
         <w:spacing w:line="360" w:lineRule="auto"/>
         <w:ind w:firstLineChars="200" w:firstLine="480"/>
         <w:rPr>
-          <w:rFonts w:ascii="宋体" w:eastAsia="宋体" w:hAnsi="宋体" w:hint="eastAsia"/>
+          <w:rFonts w:ascii="宋体" w:eastAsia="宋体" w:hAnsi="宋体"/>
           <w:sz w:val="24"/>
           <w:szCs w:val="24"/>
         </w:rPr>
@@ -306,7 +300,7 @@
         <w:spacing w:line="360" w:lineRule="auto"/>
         <w:ind w:firstLineChars="200" w:firstLine="480"/>
         <w:rPr>
-          <w:rFonts w:ascii="宋体" w:eastAsia="宋体" w:hAnsi="宋体" w:hint="eastAsia"/>
+          <w:rFonts w:ascii="宋体" w:eastAsia="宋体" w:hAnsi="宋体"/>
           <w:sz w:val="24"/>
           <w:szCs w:val="24"/>
         </w:rPr>
@@ -339,9 +333,6 @@
     <w:p>
       <w:pPr>
         <w:pStyle w:val="1"/>
-        <w:rPr>
-          <w:rFonts w:hint="eastAsia"/>
-        </w:rPr>
       </w:pPr>
       <w:r>
         <w:rPr>
@@ -355,7 +346,7 @@
         <w:spacing w:line="360" w:lineRule="auto"/>
         <w:ind w:firstLineChars="200" w:firstLine="480"/>
         <w:rPr>
-          <w:rFonts w:ascii="宋体" w:eastAsia="宋体" w:hAnsi="宋体" w:hint="eastAsia"/>
+          <w:rFonts w:ascii="宋体" w:eastAsia="宋体" w:hAnsi="宋体"/>
           <w:sz w:val="24"/>
           <w:szCs w:val="24"/>
         </w:rPr>
@@ -428,9 +419,6 @@
     <w:p>
       <w:pPr>
         <w:pStyle w:val="1"/>
-        <w:rPr>
-          <w:rFonts w:hint="eastAsia"/>
-        </w:rPr>
       </w:pPr>
       <w:r>
         <w:rPr>
@@ -444,7 +432,7 @@
         <w:spacing w:line="360" w:lineRule="auto"/>
         <w:ind w:firstLineChars="200" w:firstLine="480"/>
         <w:rPr>
-          <w:rFonts w:ascii="宋体" w:eastAsia="宋体" w:hAnsi="宋体" w:hint="eastAsia"/>
+          <w:rFonts w:ascii="宋体" w:eastAsia="宋体" w:hAnsi="宋体"/>
           <w:sz w:val="24"/>
           <w:szCs w:val="24"/>
         </w:rPr>
@@ -501,9 +489,6 @@
     <w:p>
       <w:pPr>
         <w:pStyle w:val="1"/>
-        <w:rPr>
-          <w:rFonts w:hint="eastAsia"/>
-        </w:rPr>
       </w:pPr>
       <w:r>
         <w:rPr>
@@ -523,7 +508,7 @@
         <w:spacing w:line="360" w:lineRule="auto"/>
         <w:ind w:firstLineChars="200" w:firstLine="480"/>
         <w:rPr>
-          <w:rFonts w:ascii="宋体" w:eastAsia="宋体" w:hAnsi="宋体" w:hint="eastAsia"/>
+          <w:rFonts w:ascii="宋体" w:eastAsia="宋体" w:hAnsi="宋体"/>
           <w:sz w:val="24"/>
           <w:szCs w:val="24"/>
         </w:rPr>
@@ -580,9 +565,6 @@
     <w:p>
       <w:pPr>
         <w:pStyle w:val="1"/>
-        <w:rPr>
-          <w:rFonts w:hint="eastAsia"/>
-        </w:rPr>
       </w:pPr>
       <w:r>
         <w:rPr>
@@ -603,7 +585,7 @@
         <w:spacing w:line="360" w:lineRule="auto"/>
         <w:ind w:firstLineChars="200" w:firstLine="480"/>
         <w:rPr>
-          <w:rFonts w:ascii="宋体" w:eastAsia="宋体" w:hAnsi="宋体" w:hint="eastAsia"/>
+          <w:rFonts w:ascii="宋体" w:eastAsia="宋体" w:hAnsi="宋体"/>
           <w:sz w:val="24"/>
           <w:szCs w:val="24"/>
         </w:rPr>
@@ -622,7 +604,7 @@
         <w:spacing w:line="360" w:lineRule="auto"/>
         <w:ind w:firstLineChars="200" w:firstLine="480"/>
         <w:rPr>
-          <w:rFonts w:ascii="宋体" w:eastAsia="宋体" w:hAnsi="宋体" w:hint="eastAsia"/>
+          <w:rFonts w:ascii="宋体" w:eastAsia="宋体" w:hAnsi="宋体"/>
           <w:sz w:val="24"/>
           <w:szCs w:val="24"/>
         </w:rPr>
@@ -649,7 +631,7 @@
         <w:spacing w:line="360" w:lineRule="auto"/>
         <w:ind w:firstLineChars="200" w:firstLine="480"/>
         <w:rPr>
-          <w:rFonts w:ascii="宋体" w:eastAsia="宋体" w:hAnsi="宋体" w:hint="eastAsia"/>
+          <w:rFonts w:ascii="宋体" w:eastAsia="宋体" w:hAnsi="宋体"/>
           <w:sz w:val="24"/>
           <w:szCs w:val="24"/>
         </w:rPr>
@@ -666,9 +648,6 @@
     <w:p>
       <w:pPr>
         <w:pStyle w:val="1"/>
-        <w:rPr>
-          <w:rFonts w:hint="eastAsia"/>
-        </w:rPr>
       </w:pPr>
       <w:r>
         <w:rPr>
@@ -682,7 +661,7 @@
         <w:spacing w:line="360" w:lineRule="auto"/>
         <w:ind w:firstLineChars="200" w:firstLine="480"/>
         <w:rPr>
-          <w:rFonts w:ascii="宋体" w:eastAsia="宋体" w:hAnsi="宋体" w:hint="eastAsia"/>
+          <w:rFonts w:ascii="宋体" w:eastAsia="宋体" w:hAnsi="宋体"/>
           <w:sz w:val="24"/>
           <w:szCs w:val="24"/>
         </w:rPr>
@@ -701,7 +680,7 @@
         <w:spacing w:line="360" w:lineRule="auto"/>
         <w:ind w:firstLineChars="200" w:firstLine="480"/>
         <w:rPr>
-          <w:rFonts w:ascii="宋体" w:eastAsia="宋体" w:hAnsi="宋体" w:hint="eastAsia"/>
+          <w:rFonts w:ascii="宋体" w:eastAsia="宋体" w:hAnsi="宋体"/>
           <w:sz w:val="24"/>
           <w:szCs w:val="24"/>
         </w:rPr>
@@ -734,9 +713,6 @@
     <w:p>
       <w:pPr>
         <w:pStyle w:val="1"/>
-        <w:rPr>
-          <w:rFonts w:hint="eastAsia"/>
-        </w:rPr>
       </w:pPr>
       <w:r>
         <w:rPr>
@@ -756,7 +732,7 @@
         <w:spacing w:line="360" w:lineRule="auto"/>
         <w:ind w:firstLineChars="200" w:firstLine="480"/>
         <w:rPr>
-          <w:rFonts w:ascii="宋体" w:eastAsia="宋体" w:hAnsi="宋体" w:hint="eastAsia"/>
+          <w:rFonts w:ascii="宋体" w:eastAsia="宋体" w:hAnsi="宋体"/>
           <w:sz w:val="24"/>
           <w:szCs w:val="24"/>
         </w:rPr>
@@ -791,7 +767,7 @@
         <w:spacing w:line="360" w:lineRule="auto"/>
         <w:ind w:firstLineChars="200" w:firstLine="480"/>
         <w:rPr>
-          <w:rFonts w:ascii="宋体" w:eastAsia="宋体" w:hAnsi="宋体" w:hint="eastAsia"/>
+          <w:rFonts w:ascii="宋体" w:eastAsia="宋体" w:hAnsi="宋体"/>
           <w:sz w:val="24"/>
           <w:szCs w:val="24"/>
         </w:rPr>
@@ -810,7 +786,7 @@
         <w:spacing w:line="360" w:lineRule="auto"/>
         <w:ind w:firstLineChars="200" w:firstLine="480"/>
         <w:rPr>
-          <w:rFonts w:ascii="宋体" w:eastAsia="宋体" w:hAnsi="宋体" w:hint="eastAsia"/>
+          <w:rFonts w:ascii="宋体" w:eastAsia="宋体" w:hAnsi="宋体"/>
           <w:sz w:val="24"/>
           <w:szCs w:val="24"/>
         </w:rPr>
@@ -827,9 +803,6 @@
     <w:p>
       <w:pPr>
         <w:pStyle w:val="1"/>
-        <w:rPr>
-          <w:rFonts w:hint="eastAsia"/>
-        </w:rPr>
       </w:pPr>
       <w:r>
         <w:rPr>
@@ -849,7 +822,7 @@
         <w:spacing w:line="360" w:lineRule="auto"/>
         <w:ind w:firstLineChars="200" w:firstLine="480"/>
         <w:rPr>
-          <w:rFonts w:ascii="宋体" w:eastAsia="宋体" w:hAnsi="宋体" w:hint="eastAsia"/>
+          <w:rFonts w:ascii="宋体" w:eastAsia="宋体" w:hAnsi="宋体"/>
           <w:sz w:val="24"/>
           <w:szCs w:val="24"/>
         </w:rPr>
@@ -868,7 +841,7 @@
         <w:spacing w:line="360" w:lineRule="auto"/>
         <w:ind w:firstLineChars="200" w:firstLine="480"/>
         <w:rPr>
-          <w:rFonts w:ascii="宋体" w:eastAsia="宋体" w:hAnsi="宋体" w:hint="eastAsia"/>
+          <w:rFonts w:ascii="宋体" w:eastAsia="宋体" w:hAnsi="宋体"/>
           <w:sz w:val="24"/>
           <w:szCs w:val="24"/>
         </w:rPr>
@@ -901,9 +874,6 @@
     <w:p>
       <w:pPr>
         <w:pStyle w:val="1"/>
-        <w:rPr>
-          <w:rFonts w:hint="eastAsia"/>
-        </w:rPr>
       </w:pPr>
       <w:r>
         <w:rPr>
@@ -923,7 +893,7 @@
         <w:spacing w:line="360" w:lineRule="auto"/>
         <w:ind w:firstLineChars="200" w:firstLine="480"/>
         <w:rPr>
-          <w:rFonts w:ascii="宋体" w:eastAsia="宋体" w:hAnsi="宋体" w:hint="eastAsia"/>
+          <w:rFonts w:ascii="宋体" w:eastAsia="宋体" w:hAnsi="宋体"/>
           <w:sz w:val="24"/>
           <w:szCs w:val="24"/>
         </w:rPr>
@@ -940,9 +910,6 @@
     <w:p>
       <w:pPr>
         <w:pStyle w:val="1"/>
-        <w:rPr>
-          <w:rFonts w:hint="eastAsia"/>
-        </w:rPr>
       </w:pPr>
       <w:r>
         <w:rPr>
@@ -963,7 +930,7 @@
         <w:spacing w:line="360" w:lineRule="auto"/>
         <w:ind w:firstLineChars="200" w:firstLine="480"/>
         <w:rPr>
-          <w:rFonts w:ascii="宋体" w:eastAsia="宋体" w:hAnsi="宋体" w:hint="eastAsia"/>
+          <w:rFonts w:ascii="宋体" w:eastAsia="宋体" w:hAnsi="宋体"/>
           <w:sz w:val="24"/>
           <w:szCs w:val="24"/>
         </w:rPr>
@@ -980,9 +947,6 @@
     <w:p>
       <w:pPr>
         <w:pStyle w:val="1"/>
-        <w:rPr>
-          <w:rFonts w:hint="eastAsia"/>
-        </w:rPr>
       </w:pPr>
       <w:r>
         <w:rPr>
@@ -1002,7 +966,7 @@
         <w:spacing w:line="360" w:lineRule="auto"/>
         <w:ind w:firstLineChars="200" w:firstLine="480"/>
         <w:rPr>
-          <w:rFonts w:ascii="宋体" w:eastAsia="宋体" w:hAnsi="宋体" w:hint="eastAsia"/>
+          <w:rFonts w:ascii="宋体" w:eastAsia="宋体" w:hAnsi="宋体"/>
           <w:sz w:val="24"/>
           <w:szCs w:val="24"/>
         </w:rPr>
@@ -1029,7 +993,7 @@
         <w:spacing w:line="360" w:lineRule="auto"/>
         <w:ind w:firstLineChars="200" w:firstLine="480"/>
         <w:rPr>
-          <w:rFonts w:ascii="宋体" w:eastAsia="宋体" w:hAnsi="宋体" w:hint="eastAsia"/>
+          <w:rFonts w:ascii="宋体" w:eastAsia="宋体" w:hAnsi="宋体"/>
           <w:sz w:val="24"/>
           <w:szCs w:val="24"/>
         </w:rPr>
@@ -1046,9 +1010,6 @@
     <w:p>
       <w:pPr>
         <w:pStyle w:val="1"/>
-        <w:rPr>
-          <w:rFonts w:hint="eastAsia"/>
-        </w:rPr>
       </w:pPr>
       <w:r>
         <w:rPr>
@@ -1068,7 +1029,7 @@
         <w:spacing w:line="360" w:lineRule="auto"/>
         <w:ind w:firstLineChars="200" w:firstLine="480"/>
         <w:rPr>
-          <w:rFonts w:ascii="宋体" w:eastAsia="宋体" w:hAnsi="宋体" w:hint="eastAsia"/>
+          <w:rFonts w:ascii="宋体" w:eastAsia="宋体" w:hAnsi="宋体"/>
           <w:sz w:val="24"/>
           <w:szCs w:val="24"/>
         </w:rPr>
@@ -1085,9 +1046,6 @@
     <w:p>
       <w:pPr>
         <w:pStyle w:val="1"/>
-        <w:rPr>
-          <w:rFonts w:hint="eastAsia"/>
-        </w:rPr>
       </w:pPr>
       <w:r>
         <w:rPr>
@@ -1119,7 +1077,7 @@
         <w:spacing w:line="360" w:lineRule="auto"/>
         <w:ind w:firstLineChars="200" w:firstLine="480"/>
         <w:rPr>
-          <w:rFonts w:ascii="宋体" w:eastAsia="宋体" w:hAnsi="宋体" w:hint="eastAsia"/>
+          <w:rFonts w:ascii="宋体" w:eastAsia="宋体" w:hAnsi="宋体"/>
           <w:sz w:val="24"/>
           <w:szCs w:val="24"/>
         </w:rPr>
@@ -1136,9 +1094,6 @@
     <w:p>
       <w:pPr>
         <w:pStyle w:val="1"/>
-        <w:rPr>
-          <w:rFonts w:hint="eastAsia"/>
-        </w:rPr>
       </w:pPr>
       <w:r>
         <w:rPr>
@@ -1170,7 +1125,7 @@
         <w:spacing w:line="360" w:lineRule="auto"/>
         <w:ind w:firstLineChars="200" w:firstLine="480"/>
         <w:rPr>
-          <w:rFonts w:ascii="宋体" w:eastAsia="宋体" w:hAnsi="宋体" w:hint="eastAsia"/>
+          <w:rFonts w:ascii="宋体" w:eastAsia="宋体" w:hAnsi="宋体"/>
           <w:sz w:val="24"/>
           <w:szCs w:val="24"/>
         </w:rPr>
@@ -1195,9 +1150,6 @@
     <w:p>
       <w:pPr>
         <w:pStyle w:val="1"/>
-        <w:rPr>
-          <w:rFonts w:hint="eastAsia"/>
-        </w:rPr>
       </w:pPr>
       <w:r>
         <w:rPr>
@@ -1229,7 +1181,7 @@
         <w:spacing w:line="360" w:lineRule="auto"/>
         <w:ind w:firstLineChars="200" w:firstLine="480"/>
         <w:rPr>
-          <w:rFonts w:ascii="宋体" w:eastAsia="宋体" w:hAnsi="宋体" w:hint="eastAsia"/>
+          <w:rFonts w:ascii="宋体" w:eastAsia="宋体" w:hAnsi="宋体"/>
           <w:sz w:val="24"/>
           <w:szCs w:val="24"/>
         </w:rPr>
@@ -1246,9 +1198,6 @@
     <w:p>
       <w:pPr>
         <w:pStyle w:val="1"/>
-        <w:rPr>
-          <w:rFonts w:hint="eastAsia"/>
-        </w:rPr>
       </w:pPr>
       <w:r>
         <w:rPr>
@@ -1280,9 +1229,6 @@
       <w:pPr>
         <w:spacing w:line="360" w:lineRule="auto"/>
         <w:ind w:firstLineChars="200" w:firstLine="480"/>
-        <w:rPr>
-          <w:rFonts w:hint="eastAsia"/>
-        </w:rPr>
       </w:pPr>
       <w:r>
         <w:rPr>
@@ -1296,9 +1242,6 @@
     <w:p>
       <w:pPr>
         <w:pStyle w:val="1"/>
-        <w:rPr>
-          <w:rFonts w:hint="eastAsia"/>
-        </w:rPr>
       </w:pPr>
       <w:r>
         <w:rPr>
@@ -1330,7 +1273,7 @@
         <w:spacing w:line="360" w:lineRule="auto"/>
         <w:ind w:firstLineChars="200" w:firstLine="480"/>
         <w:rPr>
-          <w:rFonts w:ascii="宋体" w:eastAsia="宋体" w:hAnsi="宋体" w:hint="eastAsia"/>
+          <w:rFonts w:ascii="宋体" w:eastAsia="宋体" w:hAnsi="宋体"/>
           <w:sz w:val="24"/>
           <w:szCs w:val="24"/>
         </w:rPr>
@@ -1363,9 +1306,6 @@
     <w:p>
       <w:pPr>
         <w:pStyle w:val="1"/>
-        <w:rPr>
-          <w:rFonts w:hint="eastAsia"/>
-        </w:rPr>
       </w:pPr>
       <w:r>
         <w:rPr>
@@ -1397,7 +1337,7 @@
         <w:spacing w:line="360" w:lineRule="auto"/>
         <w:ind w:firstLineChars="200" w:firstLine="480"/>
         <w:rPr>
-          <w:rFonts w:ascii="宋体" w:eastAsia="宋体" w:hAnsi="宋体" w:hint="eastAsia"/>
+          <w:rFonts w:ascii="宋体" w:eastAsia="宋体" w:hAnsi="宋体"/>
           <w:sz w:val="24"/>
           <w:szCs w:val="24"/>
         </w:rPr>
@@ -1414,9 +1354,6 @@
     <w:p>
       <w:pPr>
         <w:pStyle w:val="1"/>
-        <w:rPr>
-          <w:rFonts w:hint="eastAsia"/>
-        </w:rPr>
       </w:pPr>
       <w:r>
         <w:rPr>
@@ -1448,7 +1385,7 @@
         <w:spacing w:line="360" w:lineRule="auto"/>
         <w:ind w:firstLineChars="200" w:firstLine="480"/>
         <w:rPr>
-          <w:rFonts w:ascii="宋体" w:eastAsia="宋体" w:hAnsi="宋体" w:hint="eastAsia"/>
+          <w:rFonts w:ascii="宋体" w:eastAsia="宋体" w:hAnsi="宋体"/>
           <w:sz w:val="24"/>
           <w:szCs w:val="24"/>
         </w:rPr>
@@ -1481,9 +1418,6 @@
     <w:p>
       <w:pPr>
         <w:pStyle w:val="1"/>
-        <w:rPr>
-          <w:rFonts w:hint="eastAsia"/>
-        </w:rPr>
       </w:pPr>
       <w:r>
         <w:rPr>
@@ -1515,7 +1449,7 @@
         <w:spacing w:line="360" w:lineRule="auto"/>
         <w:ind w:firstLineChars="200" w:firstLine="480"/>
         <w:rPr>
-          <w:rFonts w:ascii="宋体" w:eastAsia="宋体" w:hAnsi="宋体" w:hint="eastAsia"/>
+          <w:rFonts w:ascii="宋体" w:eastAsia="宋体" w:hAnsi="宋体"/>
           <w:sz w:val="24"/>
           <w:szCs w:val="24"/>
         </w:rPr>
@@ -1564,9 +1498,6 @@
     <w:p>
       <w:pPr>
         <w:pStyle w:val="1"/>
-        <w:rPr>
-          <w:rFonts w:hint="eastAsia"/>
-        </w:rPr>
       </w:pPr>
       <w:r>
         <w:rPr>
@@ -1598,7 +1529,7 @@
         <w:spacing w:line="360" w:lineRule="auto"/>
         <w:ind w:firstLineChars="200" w:firstLine="480"/>
         <w:rPr>
-          <w:rFonts w:ascii="宋体" w:eastAsia="宋体" w:hAnsi="宋体" w:hint="eastAsia"/>
+          <w:rFonts w:ascii="宋体" w:eastAsia="宋体" w:hAnsi="宋体"/>
           <w:sz w:val="24"/>
           <w:szCs w:val="24"/>
         </w:rPr>
@@ -1615,9 +1546,6 @@
     <w:p>
       <w:pPr>
         <w:pStyle w:val="1"/>
-        <w:rPr>
-          <w:rFonts w:hint="eastAsia"/>
-        </w:rPr>
       </w:pPr>
       <w:r>
         <w:rPr>
@@ -1650,7 +1578,7 @@
         <w:spacing w:line="360" w:lineRule="auto"/>
         <w:ind w:firstLineChars="200" w:firstLine="480"/>
         <w:rPr>
-          <w:rFonts w:ascii="宋体" w:eastAsia="宋体" w:hAnsi="宋体" w:hint="eastAsia"/>
+          <w:rFonts w:ascii="宋体" w:eastAsia="宋体" w:hAnsi="宋体"/>
           <w:sz w:val="24"/>
           <w:szCs w:val="24"/>
         </w:rPr>
@@ -1667,9 +1595,6 @@
     <w:p>
       <w:pPr>
         <w:pStyle w:val="1"/>
-        <w:rPr>
-          <w:rFonts w:hint="eastAsia"/>
-        </w:rPr>
       </w:pPr>
       <w:r>
         <w:rPr>
@@ -1701,7 +1626,7 @@
         <w:spacing w:line="360" w:lineRule="auto"/>
         <w:ind w:firstLineChars="200" w:firstLine="480"/>
         <w:rPr>
-          <w:rFonts w:ascii="宋体" w:eastAsia="宋体" w:hAnsi="宋体" w:hint="eastAsia"/>
+          <w:rFonts w:ascii="宋体" w:eastAsia="宋体" w:hAnsi="宋体"/>
           <w:sz w:val="24"/>
           <w:szCs w:val="24"/>
         </w:rPr>
@@ -1734,9 +1659,6 @@
     <w:p>
       <w:pPr>
         <w:pStyle w:val="1"/>
-        <w:rPr>
-          <w:rFonts w:hint="eastAsia"/>
-        </w:rPr>
       </w:pPr>
       <w:r>
         <w:rPr>
@@ -1768,7 +1690,7 @@
         <w:spacing w:line="360" w:lineRule="auto"/>
         <w:ind w:firstLineChars="200" w:firstLine="480"/>
         <w:rPr>
-          <w:rFonts w:ascii="宋体" w:eastAsia="宋体" w:hAnsi="宋体" w:hint="eastAsia"/>
+          <w:rFonts w:ascii="宋体" w:eastAsia="宋体" w:hAnsi="宋体"/>
           <w:sz w:val="24"/>
           <w:szCs w:val="24"/>
         </w:rPr>
@@ -1801,9 +1723,6 @@
     <w:p>
       <w:pPr>
         <w:pStyle w:val="1"/>
-        <w:rPr>
-          <w:rFonts w:hint="eastAsia"/>
-        </w:rPr>
       </w:pPr>
       <w:r>
         <w:rPr>
@@ -1835,7 +1754,7 @@
         <w:spacing w:line="360" w:lineRule="auto"/>
         <w:ind w:firstLineChars="200" w:firstLine="480"/>
         <w:rPr>
-          <w:rFonts w:ascii="宋体" w:eastAsia="宋体" w:hAnsi="宋体" w:hint="eastAsia"/>
+          <w:rFonts w:ascii="宋体" w:eastAsia="宋体" w:hAnsi="宋体"/>
           <w:sz w:val="24"/>
           <w:szCs w:val="24"/>
         </w:rPr>
@@ -1860,9 +1779,6 @@
     <w:p>
       <w:pPr>
         <w:pStyle w:val="1"/>
-        <w:rPr>
-          <w:rFonts w:hint="eastAsia"/>
-        </w:rPr>
       </w:pPr>
       <w:r>
         <w:rPr>
@@ -1886,56 +1802,79 @@
         <w:rPr>
           <w:rFonts w:hint="eastAsia"/>
         </w:rPr>
+        <w:t>16</w:t>
+      </w:r>
+    </w:p>
+    <w:p>
+      <w:pPr>
+        <w:spacing w:line="360" w:lineRule="auto"/>
+        <w:ind w:firstLineChars="200" w:firstLine="480"/>
+        <w:rPr>
+          <w:rFonts w:ascii="宋体" w:eastAsia="宋体" w:hAnsi="宋体"/>
+          <w:sz w:val="24"/>
+          <w:szCs w:val="24"/>
+        </w:rPr>
+      </w:pPr>
+      <w:r>
+        <w:rPr>
+          <w:rFonts w:ascii="宋体" w:eastAsia="宋体" w:hAnsi="宋体" w:hint="eastAsia"/>
+          <w:sz w:val="24"/>
+          <w:szCs w:val="24"/>
+        </w:rPr>
+        <w:t>阅读《软件设计师教程》第二章2.2.3编译程序基本原理。</w:t>
+      </w:r>
+    </w:p>
+    <w:p>
+      <w:pPr>
+        <w:pStyle w:val="1"/>
+      </w:pPr>
+      <w:r>
+        <w:rPr>
+          <w:rFonts w:hint="eastAsia"/>
+        </w:rPr>
+        <w:t>2026-</w:t>
+      </w:r>
+      <w:r>
+        <w:rPr>
+          <w:rFonts w:hint="eastAsia"/>
+        </w:rPr>
         <w:t>1</w:t>
       </w:r>
       <w:r>
         <w:rPr>
           <w:rFonts w:hint="eastAsia"/>
         </w:rPr>
-        <w:t>6</w:t>
-      </w:r>
-    </w:p>
-    <w:p>
-      <w:pPr>
-        <w:spacing w:line="360" w:lineRule="auto"/>
-        <w:ind w:firstLineChars="200" w:firstLine="480"/>
-        <w:rPr>
-          <w:rFonts w:ascii="宋体" w:eastAsia="宋体" w:hAnsi="宋体" w:hint="eastAsia"/>
-          <w:sz w:val="24"/>
-          <w:szCs w:val="24"/>
-        </w:rPr>
-      </w:pPr>
-      <w:r>
-        <w:rPr>
-          <w:rFonts w:ascii="宋体" w:eastAsia="宋体" w:hAnsi="宋体" w:hint="eastAsia"/>
-          <w:sz w:val="24"/>
-          <w:szCs w:val="24"/>
-        </w:rPr>
-        <w:t>阅读《软件设计师教程》第二章2.2.</w:t>
-      </w:r>
-      <w:r>
-        <w:rPr>
-          <w:rFonts w:ascii="宋体" w:eastAsia="宋体" w:hAnsi="宋体" w:hint="eastAsia"/>
-          <w:sz w:val="24"/>
-          <w:szCs w:val="24"/>
-        </w:rPr>
-        <w:t>3编译</w:t>
-      </w:r>
-      <w:r>
-        <w:rPr>
-          <w:rFonts w:ascii="宋体" w:eastAsia="宋体" w:hAnsi="宋体" w:hint="eastAsia"/>
-          <w:sz w:val="24"/>
-          <w:szCs w:val="24"/>
-        </w:rPr>
-        <w:t>程序基本原理。</w:t>
-      </w:r>
-    </w:p>
-    <w:p>
-      <w:pPr>
-        <w:spacing w:line="360" w:lineRule="auto"/>
-        <w:ind w:firstLineChars="200" w:firstLine="480"/>
-        <w:rPr>
-          <w:rFonts w:ascii="宋体" w:eastAsia="宋体" w:hAnsi="宋体" w:hint="eastAsia"/>
+        <w:t>0-</w:t>
+      </w:r>
+      <w:r>
+        <w:t>22</w:t>
+      </w:r>
+    </w:p>
+    <w:p>
+      <w:pPr>
+        <w:spacing w:line="360" w:lineRule="auto"/>
+        <w:ind w:firstLineChars="200" w:firstLine="480"/>
+        <w:rPr>
+          <w:rFonts w:ascii="宋体" w:eastAsia="宋体" w:hAnsi="宋体"/>
+          <w:sz w:val="24"/>
+          <w:szCs w:val="24"/>
+        </w:rPr>
+      </w:pPr>
+      <w:r>
+        <w:rPr>
+          <w:rFonts w:ascii="宋体" w:eastAsia="宋体" w:hAnsi="宋体" w:hint="eastAsia"/>
+          <w:sz w:val="24"/>
+          <w:szCs w:val="24"/>
+        </w:rPr>
+        <w:t>阅读《软件设计师教程》第二章2.2.3编译程序基本原理。</w:t>
+      </w:r>
+    </w:p>
+    <w:p>
+      <w:pPr>
+        <w:spacing w:line="360" w:lineRule="auto"/>
+        <w:ind w:firstLineChars="200" w:firstLine="480"/>
+        <w:rPr>
+          <w:rFonts w:ascii="宋体" w:eastAsia="宋体" w:hAnsi="宋体"/>
           <w:sz w:val="24"/>
           <w:szCs w:val="24"/>
         </w:rPr>
@@ -1952,14 +1891,9 @@
 </file>
 
 <file path=word/endnotes.xml><?xml version="1.0" encoding="utf-8"?>
-<w:endnotes xmlns:wpc="http://schemas.microsoft.com/office/word/2010/wordprocessingCanvas" xmlns:cx="http://schemas.microsoft.com/office/drawing/2014/chartex" xmlns:cx1="http://schemas.microsoft.com/office/drawing/2015/9/8/chartex" xmlns:cx2="http://schemas.microsoft.com/office/drawing/2015/10/21/chartex" xmlns:cx3="http://schemas.microsoft.com/office/drawing/2016/5/9/chartex" xmlns:cx4="http://schemas.microsoft.com/office/drawing/2016/5/10/chartex" xmlns:cx5="http://schemas.microsoft.com/office/drawing/2016/5/11/chartex" xmlns:cx6="http://schemas.microsoft.com/office/drawing/2016/5/12/chartex" xmlns:cx7="http://schemas.microsoft.com/office/drawing/2016/5/13/chartex" xmlns:cx8="http://schemas.microsoft.com/office/drawing/2016/5/14/chartex" xmlns:mc="http://schemas.openxmlformats.org/markup-compatibility/2006" xmlns:aink="http://schemas.microsoft.com/office/drawing/2016/ink" xmlns:am3d="http://schemas.microsoft.com/office/drawing/2017/model3d" xmlns:o="urn:schemas-microsoft-com:office:office" xmlns:oel="http://schemas.microsoft.com/office/2019/extlst" xmlns:r="http://schemas.openxmlformats.org/officeDocument/2006/relationships" xmlns:m="http://schemas.openxmlformats.org/officeDocument/2006/math" xmlns:v="urn:schemas-microsoft-com:vml" xmlns:wp14="http://schemas.microsoft.com/office/word/2010/wordprocessingDrawing" xmlns:wp="http://schemas.openxmlformats.org/drawingml/2006/wordprocessingDrawing" xmlns:w10="urn:schemas-microsoft-com:office:word" xmlns:w="http://schemas.openxmlformats.org/wordprocessingml/2006/main" xmlns:w14="http://schemas.microsoft.com/office/word/2010/wordml" xmlns:w15="http://schemas.microsoft.com/office/word/2012/wordml" xmlns:w16cex="http://schemas.microsoft.com/office/word/2018/wordml/cex" xmlns:w16cid="http://schemas.microsoft.com/office/word/2016/wordml/cid" xmlns:w16="http://schemas.microsoft.com/office/word/2018/wordml" xmlns:w16du="http://schemas.microsoft.com/office/word/2023/wordml/word16du" xmlns:w16sdtdh="http://schemas.microsoft.com/office/word/2020/wordml/sdtdatahash" xmlns:w16sdtfl="http://schemas.microsoft.com/office/word/2024/wordml/sdtformatlock" xmlns:w16se="http://schemas.microsoft.com/office/word/2015/wordml/symex" xmlns:wpg="http://schemas.microsoft.com/office/word/2010/wordprocessingGroup" xmlns:wpi="http://schemas.microsoft.com/office/word/2010/wordprocessingInk" xmlns:wne="http://schemas.microsoft.com/office/word/2006/wordml" xmlns:wps="http://schemas.microsoft.com/office/word/2010/wordprocessingShape" mc:Ignorable="w14 w15 w16se w16cid w16 w16cex w16sdtdh w16sdtfl w16du wp14">
+<w:endnotes xmlns:wpc="http://schemas.microsoft.com/office/word/2010/wordprocessingCanvas" xmlns:cx="http://schemas.microsoft.com/office/drawing/2014/chartex" xmlns:cx1="http://schemas.microsoft.com/office/drawing/2015/9/8/chartex" xmlns:cx2="http://schemas.microsoft.com/office/drawing/2015/10/21/chartex" xmlns:cx3="http://schemas.microsoft.com/office/drawing/2016/5/9/chartex" xmlns:cx4="http://schemas.microsoft.com/office/drawing/2016/5/10/chartex" xmlns:cx5="http://schemas.microsoft.com/office/drawing/2016/5/11/chartex" xmlns:cx6="http://schemas.microsoft.com/office/drawing/2016/5/12/chartex" xmlns:cx7="http://schemas.microsoft.com/office/drawing/2016/5/13/chartex" xmlns:cx8="http://schemas.microsoft.com/office/drawing/2016/5/14/chartex" xmlns:mc="http://schemas.openxmlformats.org/markup-compatibility/2006" xmlns:aink="http://schemas.microsoft.com/office/drawing/2016/ink" xmlns:am3d="http://schemas.microsoft.com/office/drawing/2017/model3d" xmlns:o="urn:schemas-microsoft-com:office:office" xmlns:r="http://schemas.openxmlformats.org/officeDocument/2006/relationships" xmlns:m="http://schemas.openxmlformats.org/officeDocument/2006/math" xmlns:v="urn:schemas-microsoft-com:vml" xmlns:wp14="http://schemas.microsoft.com/office/word/2010/wordprocessingDrawing" xmlns:wp="http://schemas.openxmlformats.org/drawingml/2006/wordprocessingDrawing" xmlns:w10="urn:schemas-microsoft-com:office:word" xmlns:w="http://schemas.openxmlformats.org/wordprocessingml/2006/main" xmlns:w14="http://schemas.microsoft.com/office/word/2010/wordml" xmlns:w15="http://schemas.microsoft.com/office/word/2012/wordml" xmlns:w16cex="http://schemas.microsoft.com/office/word/2018/wordml/cex" xmlns:w16cid="http://schemas.microsoft.com/office/word/2016/wordml/cid" xmlns:w16="http://schemas.microsoft.com/office/word/2018/wordml" xmlns:w16sdtdh="http://schemas.microsoft.com/office/word/2020/wordml/sdtdatahash" xmlns:w16se="http://schemas.microsoft.com/office/word/2015/wordml/symex" xmlns:wpg="http://schemas.microsoft.com/office/word/2010/wordprocessingGroup" xmlns:wpi="http://schemas.microsoft.com/office/word/2010/wordprocessingInk" xmlns:wne="http://schemas.microsoft.com/office/word/2006/wordml" xmlns:wps="http://schemas.microsoft.com/office/word/2010/wordprocessingShape" mc:Ignorable="w14 w15 w16se w16cid w16 w16cex w16sdtdh wp14">
   <w:endnote w:type="separator" w:id="-1">
     <w:p>
-      <w:pPr>
-        <w:rPr>
-          <w:rFonts w:hint="eastAsia"/>
-        </w:rPr>
-      </w:pPr>
       <w:r>
         <w:separator/>
       </w:r>
@@ -1967,11 +1901,6 @@
   </w:endnote>
   <w:endnote w:type="continuationSeparator" w:id="0">
     <w:p>
-      <w:pPr>
-        <w:rPr>
-          <w:rFonts w:hint="eastAsia"/>
-        </w:rPr>
-      </w:pPr>
       <w:r>
         <w:continuationSeparator/>
       </w:r>
@@ -1981,14 +1910,9 @@
 </file>
 
 <file path=word/footnotes.xml><?xml version="1.0" encoding="utf-8"?>
-<w:footnotes xmlns:wpc="http://schemas.microsoft.com/office/word/2010/wordprocessingCanvas" xmlns:cx="http://schemas.microsoft.com/office/drawing/2014/chartex" xmlns:cx1="http://schemas.microsoft.com/office/drawing/2015/9/8/chartex" xmlns:cx2="http://schemas.microsoft.com/office/drawing/2015/10/21/chartex" xmlns:cx3="http://schemas.microsoft.com/office/drawing/2016/5/9/chartex" xmlns:cx4="http://schemas.microsoft.com/office/drawing/2016/5/10/chartex" xmlns:cx5="http://schemas.microsoft.com/office/drawing/2016/5/11/chartex" xmlns:cx6="http://schemas.microsoft.com/office/drawing/2016/5/12/chartex" xmlns:cx7="http://schemas.microsoft.com/office/drawing/2016/5/13/chartex" xmlns:cx8="http://schemas.microsoft.com/office/drawing/2016/5/14/chartex" xmlns:mc="http://schemas.openxmlformats.org/markup-compatibility/2006" xmlns:aink="http://schemas.microsoft.com/office/drawing/2016/ink" xmlns:am3d="http://schemas.microsoft.com/office/drawing/2017/model3d" xmlns:o="urn:schemas-microsoft-com:office:office" xmlns:oel="http://schemas.microsoft.com/office/2019/extlst" xmlns:r="http://schemas.openxmlformats.org/officeDocument/2006/relationships" xmlns:m="http://schemas.openxmlformats.org/officeDocument/2006/math" xmlns:v="urn:schemas-microsoft-com:vml" xmlns:wp14="http://schemas.microsoft.com/office/word/2010/wordprocessingDrawing" xmlns:wp="http://schemas.openxmlformats.org/drawingml/2006/wordprocessingDrawing" xmlns:w10="urn:schemas-microsoft-com:office:word" xmlns:w="http://schemas.openxmlformats.org/wordprocessingml/2006/main" xmlns:w14="http://schemas.microsoft.com/office/word/2010/wordml" xmlns:w15="http://schemas.microsoft.com/office/word/2012/wordml" xmlns:w16cex="http://schemas.microsoft.com/office/word/2018/wordml/cex" xmlns:w16cid="http://schemas.microsoft.com/office/word/2016/wordml/cid" xmlns:w16="http://schemas.microsoft.com/office/word/2018/wordml" xmlns:w16du="http://schemas.microsoft.com/office/word/2023/wordml/word16du" xmlns:w16sdtdh="http://schemas.microsoft.com/office/word/2020/wordml/sdtdatahash" xmlns:w16sdtfl="http://schemas.microsoft.com/office/word/2024/wordml/sdtformatlock" xmlns:w16se="http://schemas.microsoft.com/office/word/2015/wordml/symex" xmlns:wpg="http://schemas.microsoft.com/office/word/2010/wordprocessingGroup" xmlns:wpi="http://schemas.microsoft.com/office/word/2010/wordprocessingInk" xmlns:wne="http://schemas.microsoft.com/office/word/2006/wordml" xmlns:wps="http://schemas.microsoft.com/office/word/2010/wordprocessingShape" mc:Ignorable="w14 w15 w16se w16cid w16 w16cex w16sdtdh w16sdtfl w16du wp14">
+<w:footnotes xmlns:wpc="http://schemas.microsoft.com/office/word/2010/wordprocessingCanvas" xmlns:cx="http://schemas.microsoft.com/office/drawing/2014/chartex" xmlns:cx1="http://schemas.microsoft.com/office/drawing/2015/9/8/chartex" xmlns:cx2="http://schemas.microsoft.com/office/drawing/2015/10/21/chartex" xmlns:cx3="http://schemas.microsoft.com/office/drawing/2016/5/9/chartex" xmlns:cx4="http://schemas.microsoft.com/office/drawing/2016/5/10/chartex" xmlns:cx5="http://schemas.microsoft.com/office/drawing/2016/5/11/chartex" xmlns:cx6="http://schemas.microsoft.com/office/drawing/2016/5/12/chartex" xmlns:cx7="http://schemas.microsoft.com/office/drawing/2016/5/13/chartex" xmlns:cx8="http://schemas.microsoft.com/office/drawing/2016/5/14/chartex" xmlns:mc="http://schemas.openxmlformats.org/markup-compatibility/2006" xmlns:aink="http://schemas.microsoft.com/office/drawing/2016/ink" xmlns:am3d="http://schemas.microsoft.com/office/drawing/2017/model3d" xmlns:o="urn:schemas-microsoft-com:office:office" xmlns:r="http://schemas.openxmlformats.org/officeDocument/2006/relationships" xmlns:m="http://schemas.openxmlformats.org/officeDocument/2006/math" xmlns:v="urn:schemas-microsoft-com:vml" xmlns:wp14="http://schemas.microsoft.com/office/word/2010/wordprocessingDrawing" xmlns:wp="http://schemas.openxmlformats.org/drawingml/2006/wordprocessingDrawing" xmlns:w10="urn:schemas-microsoft-com:office:word" xmlns:w="http://schemas.openxmlformats.org/wordprocessingml/2006/main" xmlns:w14="http://schemas.microsoft.com/office/word/2010/wordml" xmlns:w15="http://schemas.microsoft.com/office/word/2012/wordml" xmlns:w16cex="http://schemas.microsoft.com/office/word/2018/wordml/cex" xmlns:w16cid="http://schemas.microsoft.com/office/word/2016/wordml/cid" xmlns:w16="http://schemas.microsoft.com/office/word/2018/wordml" xmlns:w16sdtdh="http://schemas.microsoft.com/office/word/2020/wordml/sdtdatahash" xmlns:w16se="http://schemas.microsoft.com/office/word/2015/wordml/symex" xmlns:wpg="http://schemas.microsoft.com/office/word/2010/wordprocessingGroup" xmlns:wpi="http://schemas.microsoft.com/office/word/2010/wordprocessingInk" xmlns:wne="http://schemas.microsoft.com/office/word/2006/wordml" xmlns:wps="http://schemas.microsoft.com/office/word/2010/wordprocessingShape" mc:Ignorable="w14 w15 w16se w16cid w16 w16cex w16sdtdh wp14">
   <w:footnote w:type="separator" w:id="-1">
     <w:p>
-      <w:pPr>
-        <w:rPr>
-          <w:rFonts w:hint="eastAsia"/>
-        </w:rPr>
-      </w:pPr>
       <w:r>
         <w:separator/>
       </w:r>
@@ -1996,11 +1920,6 @@
   </w:footnote>
   <w:footnote w:type="continuationSeparator" w:id="0">
     <w:p>
-      <w:pPr>
-        <w:rPr>
-          <w:rFonts w:hint="eastAsia"/>
-        </w:rPr>
-      </w:pPr>
       <w:r>
         <w:continuationSeparator/>
       </w:r>
@@ -2010,7 +1929,7 @@
 </file>
 
 <file path=word/numbering.xml><?xml version="1.0" encoding="utf-8"?>
-<w:numbering xmlns:wpc="http://schemas.microsoft.com/office/word/2010/wordprocessingCanvas" xmlns:cx="http://schemas.microsoft.com/office/drawing/2014/chartex" xmlns:cx1="http://schemas.microsoft.com/office/drawing/2015/9/8/chartex" xmlns:cx2="http://schemas.microsoft.com/office/drawing/2015/10/21/chartex" xmlns:cx3="http://schemas.microsoft.com/office/drawing/2016/5/9/chartex" xmlns:cx4="http://schemas.microsoft.com/office/drawing/2016/5/10/chartex" xmlns:cx5="http://schemas.microsoft.com/office/drawing/2016/5/11/chartex" xmlns:cx6="http://schemas.microsoft.com/office/drawing/2016/5/12/chartex" xmlns:cx7="http://schemas.microsoft.com/office/drawing/2016/5/13/chartex" xmlns:cx8="http://schemas.microsoft.com/office/drawing/2016/5/14/chartex" xmlns:mc="http://schemas.openxmlformats.org/markup-compatibility/2006" xmlns:aink="http://schemas.microsoft.com/office/drawing/2016/ink" xmlns:am3d="http://schemas.microsoft.com/office/drawing/2017/model3d" xmlns:o="urn:schemas-microsoft-com:office:office" xmlns:oel="http://schemas.microsoft.com/office/2019/extlst" xmlns:r="http://schemas.openxmlformats.org/officeDocument/2006/relationships" xmlns:m="http://schemas.openxmlformats.org/officeDocument/2006/math" xmlns:v="urn:schemas-microsoft-com:vml" xmlns:wp14="http://schemas.microsoft.com/office/word/2010/wordprocessingDrawing" xmlns:wp="http://schemas.openxmlformats.org/drawingml/2006/wordprocessingDrawing" xmlns:w10="urn:schemas-microsoft-com:office:word" xmlns:w="http://schemas.openxmlformats.org/wordprocessingml/2006/main" xmlns:w14="http://schemas.microsoft.com/office/word/2010/wordml" xmlns:w15="http://schemas.microsoft.com/office/word/2012/wordml" xmlns:w16cex="http://schemas.microsoft.com/office/word/2018/wordml/cex" xmlns:w16cid="http://schemas.microsoft.com/office/word/2016/wordml/cid" xmlns:w16="http://schemas.microsoft.com/office/word/2018/wordml" xmlns:w16du="http://schemas.microsoft.com/office/word/2023/wordml/word16du" xmlns:w16sdtdh="http://schemas.microsoft.com/office/word/2020/wordml/sdtdatahash" xmlns:w16sdtfl="http://schemas.microsoft.com/office/word/2024/wordml/sdtformatlock" xmlns:w16se="http://schemas.microsoft.com/office/word/2015/wordml/symex" xmlns:wpg="http://schemas.microsoft.com/office/word/2010/wordprocessingGroup" xmlns:wpi="http://schemas.microsoft.com/office/word/2010/wordprocessingInk" xmlns:wne="http://schemas.microsoft.com/office/word/2006/wordml" xmlns:wps="http://schemas.microsoft.com/office/word/2010/wordprocessingShape" mc:Ignorable="w14 w15 w16se w16cid w16 w16cex w16sdtdh w16sdtfl w16du wp14">
+<w:numbering xmlns:wpc="http://schemas.microsoft.com/office/word/2010/wordprocessingCanvas" xmlns:cx="http://schemas.microsoft.com/office/drawing/2014/chartex" xmlns:cx1="http://schemas.microsoft.com/office/drawing/2015/9/8/chartex" xmlns:cx2="http://schemas.microsoft.com/office/drawing/2015/10/21/chartex" xmlns:cx3="http://schemas.microsoft.com/office/drawing/2016/5/9/chartex" xmlns:cx4="http://schemas.microsoft.com/office/drawing/2016/5/10/chartex" xmlns:cx5="http://schemas.microsoft.com/office/drawing/2016/5/11/chartex" xmlns:cx6="http://schemas.microsoft.com/office/drawing/2016/5/12/chartex" xmlns:cx7="http://schemas.microsoft.com/office/drawing/2016/5/13/chartex" xmlns:cx8="http://schemas.microsoft.com/office/drawing/2016/5/14/chartex" xmlns:mc="http://schemas.openxmlformats.org/markup-compatibility/2006" xmlns:aink="http://schemas.microsoft.com/office/drawing/2016/ink" xmlns:am3d="http://schemas.microsoft.com/office/drawing/2017/model3d" xmlns:o="urn:schemas-microsoft-com:office:office" xmlns:r="http://schemas.openxmlformats.org/officeDocument/2006/relationships" xmlns:m="http://schemas.openxmlformats.org/officeDocument/2006/math" xmlns:v="urn:schemas-microsoft-com:vml" xmlns:wp14="http://schemas.microsoft.com/office/word/2010/wordprocessingDrawing" xmlns:wp="http://schemas.openxmlformats.org/drawingml/2006/wordprocessingDrawing" xmlns:w10="urn:schemas-microsoft-com:office:word" xmlns:w="http://schemas.openxmlformats.org/wordprocessingml/2006/main" xmlns:w14="http://schemas.microsoft.com/office/word/2010/wordml" xmlns:w15="http://schemas.microsoft.com/office/word/2012/wordml" xmlns:w16cex="http://schemas.microsoft.com/office/word/2018/wordml/cex" xmlns:w16cid="http://schemas.microsoft.com/office/word/2016/wordml/cid" xmlns:w16="http://schemas.microsoft.com/office/word/2018/wordml" xmlns:w16sdtdh="http://schemas.microsoft.com/office/word/2020/wordml/sdtdatahash" xmlns:w16se="http://schemas.microsoft.com/office/word/2015/wordml/symex" xmlns:wpg="http://schemas.microsoft.com/office/word/2010/wordprocessingGroup" xmlns:wpi="http://schemas.microsoft.com/office/word/2010/wordprocessingInk" xmlns:wne="http://schemas.microsoft.com/office/word/2006/wordml" xmlns:wps="http://schemas.microsoft.com/office/word/2010/wordprocessingShape" mc:Ignorable="w14 w15 w16se w16cid w16 w16cex w16sdtdh wp14">
   <w:abstractNum w:abstractNumId="0" w15:restartNumberingAfterBreak="0">
     <w:nsid w:val="0A8D7597"/>
     <w:multiLevelType w:val="hybridMultilevel"/>
@@ -2097,14 +2016,14 @@
       </w:pPr>
     </w:lvl>
   </w:abstractNum>
-  <w:num w:numId="1" w16cid:durableId="1381368167">
+  <w:num w:numId="1">
     <w:abstractNumId w:val="0"/>
   </w:num>
 </w:numbering>
 </file>
 
 <file path=word/styles.xml><?xml version="1.0" encoding="utf-8"?>
-<w:styles xmlns:mc="http://schemas.openxmlformats.org/markup-compatibility/2006" xmlns:r="http://schemas.openxmlformats.org/officeDocument/2006/relationships" xmlns:w="http://schemas.openxmlformats.org/wordprocessingml/2006/main" xmlns:w14="http://schemas.microsoft.com/office/word/2010/wordml" xmlns:w15="http://schemas.microsoft.com/office/word/2012/wordml" xmlns:w16cex="http://schemas.microsoft.com/office/word/2018/wordml/cex" xmlns:w16cid="http://schemas.microsoft.com/office/word/2016/wordml/cid" xmlns:w16="http://schemas.microsoft.com/office/word/2018/wordml" xmlns:w16du="http://schemas.microsoft.com/office/word/2023/wordml/word16du" xmlns:w16sdtdh="http://schemas.microsoft.com/office/word/2020/wordml/sdtdatahash" xmlns:w16sdtfl="http://schemas.microsoft.com/office/word/2024/wordml/sdtformatlock" xmlns:w16se="http://schemas.microsoft.com/office/word/2015/wordml/symex" mc:Ignorable="w14 w15 w16se w16cid w16 w16cex w16sdtdh w16sdtfl w16du">
+<w:styles xmlns:mc="http://schemas.openxmlformats.org/markup-compatibility/2006" xmlns:r="http://schemas.openxmlformats.org/officeDocument/2006/relationships" xmlns:w="http://schemas.openxmlformats.org/wordprocessingml/2006/main" xmlns:w14="http://schemas.microsoft.com/office/word/2010/wordml" xmlns:w15="http://schemas.microsoft.com/office/word/2012/wordml" xmlns:w16cex="http://schemas.microsoft.com/office/word/2018/wordml/cex" xmlns:w16cid="http://schemas.microsoft.com/office/word/2016/wordml/cid" xmlns:w16="http://schemas.microsoft.com/office/word/2018/wordml" xmlns:w16sdtdh="http://schemas.microsoft.com/office/word/2020/wordml/sdtdatahash" xmlns:w16se="http://schemas.microsoft.com/office/word/2015/wordml/symex" mc:Ignorable="w14 w15 w16se w16cid w16 w16cex w16sdtdh">
   <w:docDefaults>
     <w:rPrDefault>
       <w:rPr>
